--- a/templates/t4bdbce36ebff.docx
+++ b/templates/t4bdbce36ebff.docx
@@ -1,94 +1,88 @@
 
 <file path=word/document.xml><?xml version="1.0" encoding="utf-8"?>
-<w:document xmlns:wpc="http://schemas.microsoft.com/office/word/2010/wordprocessingCanvas" xmlns:mc="http://schemas.openxmlformats.org/markup-compatibility/2006" xmlns:o="urn:schemas-microsoft-com:office:office" xmlns:r="http://schemas.openxmlformats.org/officeDocument/2006/relationships" xmlns:m="http://schemas.openxmlformats.org/officeDocument/2006/math" xmlns:v="urn:schemas-microsoft-com:vml" xmlns:wp14="http://schemas.microsoft.com/office/word/2010/wordprocessingDrawing" xmlns:wp="http://schemas.openxmlformats.org/drawingml/2006/wordprocessingDrawing" xmlns:w10="urn:schemas-microsoft-com:office:word" xmlns:w="http://schemas.openxmlformats.org/wordprocessingml/2006/main" xmlns:w14="http://schemas.microsoft.com/office/word/2010/wordml" xmlns:w15="http://schemas.microsoft.com/office/word/2012/wordml" xmlns:wpg="http://schemas.microsoft.com/office/word/2010/wordprocessingGroup" xmlns:wpi="http://schemas.microsoft.com/office/word/2010/wordprocessingInk" xmlns:wne="http://schemas.microsoft.com/office/word/2006/wordml" xmlns:wps="http://schemas.microsoft.com/office/word/2010/wordprocessingShape" xmlns:cx="http://schemas.microsoft.com/office/drawing/2014/chartex" xmlns:cx1="http://schemas.microsoft.com/office/drawing/2015/9/8/chartex" xmlns:cx2="http://schemas.microsoft.com/office/drawing/2015/10/21/chartex" xmlns:cx3="http://schemas.microsoft.com/office/drawing/2016/5/9/chartex" xmlns:cx4="http://schemas.microsoft.com/office/drawing/2016/5/10/chartex" xmlns:cx5="http://schemas.microsoft.com/office/drawing/2016/5/11/chartex" xmlns:cx6="http://schemas.microsoft.com/office/drawing/2016/5/12/chartex" xmlns:cx7="http://schemas.microsoft.com/office/drawing/2016/5/13/chartex" xmlns:cx8="http://schemas.microsoft.com/office/drawing/2016/5/14/chartex" xmlns:aink="http://schemas.microsoft.com/office/drawing/2016/ink" xmlns:am3d="http://schemas.microsoft.com/office/drawing/2017/model3d" xmlns:w16cex="http://schemas.microsoft.com/office/word/2018/wordml/cex" xmlns:w16cid="http://schemas.microsoft.com/office/word/2016/wordml/cid" xmlns:w16="http://schemas.microsoft.com/office/word/2018/wordml" xmlns:w16sdtdh="http://schemas.microsoft.com/office/word/2020/wordml/sdtdatahash" xmlns:w16se="http://schemas.microsoft.com/office/word/2015/wordml/symex" mc:Ignorable="w14 w15 wp14">
+<w:document xmlns:wpc="http://schemas.microsoft.com/office/word/2010/wordprocessingCanvas" xmlns:cx="http://schemas.microsoft.com/office/drawing/2014/chartex" xmlns:mc="http://schemas.openxmlformats.org/markup-compatibility/2006" xmlns:o="urn:schemas-microsoft-com:office:office" xmlns:r="http://schemas.openxmlformats.org/officeDocument/2006/relationships" xmlns:m="http://schemas.openxmlformats.org/officeDocument/2006/math" xmlns:v="urn:schemas-microsoft-com:vml" xmlns:wp14="http://schemas.microsoft.com/office/word/2010/wordprocessingDrawing" xmlns:wp="http://schemas.openxmlformats.org/drawingml/2006/wordprocessingDrawing" xmlns:w10="urn:schemas-microsoft-com:office:word" xmlns:w="http://schemas.openxmlformats.org/wordprocessingml/2006/main" xmlns:w14="http://schemas.microsoft.com/office/word/2010/wordml" xmlns:w15="http://schemas.microsoft.com/office/word/2012/wordml" xmlns:w16se="http://schemas.microsoft.com/office/word/2015/wordml/symex" xmlns:wpg="http://schemas.microsoft.com/office/word/2010/wordprocessingGroup" xmlns:wpi="http://schemas.microsoft.com/office/word/2010/wordprocessingInk" xmlns:wne="http://schemas.microsoft.com/office/word/2006/wordml" xmlns:wps="http://schemas.microsoft.com/office/word/2010/wordprocessingShape" mc:Ignorable="w14 w15 w16se wp14">
   <w:body>
     <w:p>
       <w:pPr>
         <w:bidi/>
-        <w:spacing w:after="160" w:before="120"/>
-      </w:pPr>
-      <w:r>
+        <w:spacing w:before="120" w:after="160"/>
         <w:rPr>
           <w:b/>
           <w:bCs/>
-          <w:sz w:val="32"/>
-          <w:szCs w:val="32"/>
-          <w:rtl/>
         </w:rPr>
-        <w:t>حضر وكيل {{ UI_APP }} المحامي {{ AGENT_NAME }} وقال:</w:t>
+      </w:pPr>
+      <w:r>
+        <w:rPr>
+          <w:rFonts w:hint="cs"/>
+          <w:b/>
+          <w:bCs/>
+        </w:rPr>
+        <w:t>{{التوريدات}}</w:t>
       </w:r>
     </w:p>
     <w:p>
       <w:pPr>
         <w:bidi/>
-        <w:spacing w:after="220" w:before="140"/>
-      </w:pPr>
-      <w:r>
-        <w:rPr>
-          <w:sz w:val="32"/>
-          <w:szCs w:val="32"/>
-          <w:rtl/>
-        </w:rPr>
-        <w:t>ألتمس من مقام رئاسة التنفيذ الموقرة الحكم ببطلان السند التنفيذي وبطلان الإجراءات المتخذة بموجبه وإسقاط الدعوى التنفيذية ورفع كافة الحجوزات. سنداً لأحكام المواد (6) و (13) من قانون التنفيذ وقانون التجارة الأردني وتسطير الكتب اللازمة للجهات ذات العلاقة حسب الأصول.</w:t>
-      </w:r>
-    </w:p>
-    <w:p>
-      <w:pPr>
-        <w:bidi/>
-        <w:spacing w:after="160" w:before="200"/>
-      </w:pPr>
+        <w:spacing w:before="120" w:after="160"/>
+      </w:pPr>
+      <w:bookmarkStart w:id="0" w:name="_GoBack"/>
       <w:r>
         <w:rPr>
           <w:b/>
           <w:bCs/>
-          <w:sz w:val="32"/>
-          <w:szCs w:val="32"/>
-          <w:rtl/>
         </w:rPr>
-        <w:t xml:space="preserve">و عليه ترفع الاوراق لرئاسة التنفيذ لاجراء المقتضى القانوني حسب الاصول</w:t>
+        <w:t>حضر وكيل {{ UI_APP }} المحامي {{ AGENT_NAME }} وقال:</w:t>
       </w:r>
     </w:p>
     <w:p>
       <w:pPr>
         <w:bidi/>
-        <w:spacing w:after="400" w:before="160"/>
+        <w:spacing w:before="140" w:after="220"/>
+      </w:pPr>
+      <w:r>
+        <w:t xml:space="preserve">ألتمس من رئاسة التنفيذ الموقرة الحكم ببطلان السند التنفيذي وبطلان الإجراءات المتخذة بموجبه وإسقاط الدعوى التنفيذية ورفع كافة الحجوزات. سنداً لأحكام المواد (6) و (13) من قانون التنفيذ وقانون التجارة الأردني وتكليف مأمور التنفيذ بتسطير الكتب اللازمة لذلك حسب الأصول.</w:t>
+      </w:r>
+    </w:p>
+    <w:p>
+      <w:pPr>
+        <w:bidi/>
+        <w:spacing w:before="200" w:after="160"/>
       </w:pPr>
       <w:r>
         <w:rPr>
           <w:b/>
           <w:bCs/>
-          <w:sz w:val="32"/>
-          <w:szCs w:val="32"/>
-          <w:rtl/>
         </w:rPr>
-        <w:t>تحريرا بتاريخ : {{ TODAY_DATE }}</w:t>
+        <w:t>و عليه ترفع الاوراق لرئاسة التنفيذ للإطلاع .</w:t>
       </w:r>
     </w:p>
     <w:p>
       <w:pPr>
-        <w:rPr>
-          <w:sz w:val="32"/>
-          <w:szCs w:val="32"/>
-          <w:rtl/>
-          <w:lang w:bidi="ar-JO"/>
-        </w:rPr>
-      </w:pPr>
-      <w:r>
-        <w:rPr>
-          <w:rFonts w:hint="cs"/>
-          <w:sz w:val="32"/>
-          <w:szCs w:val="32"/>
-          <w:rtl/>
-          <w:lang w:bidi="ar-JO"/>
-        </w:rPr>
-        <w:t xml:space="preserve">وكيل </w:t>
-      </w:r>
+        <w:bidi/>
+        <w:spacing w:before="160" w:after="400"/>
+      </w:pPr>
       <w:r>
         <w:rPr>
           <w:b/>
           <w:bCs/>
-          <w:sz w:val="32"/>
-          <w:szCs w:val="32"/>
+        </w:rPr>
+        <w:t>تحريرا بتاريخ : {{ TODAY_DATE }}</w:t>
+      </w:r>
+    </w:p>
+    <w:p>
+      <w:pPr>
+        <w:bidi/>
+      </w:pPr>
+      <w:r>
+        <w:rPr>
+          <w:rFonts w:hint="cs"/>
+        </w:rPr>
+        <w:t xml:space="preserve">وكيل </w:t>
+      </w:r>
+      <w:r>
+        <w:rPr>
+          <w:b/>
+          <w:bCs/>
         </w:rPr>
         <w:t xml:space="preserve">{{ </w:t>
       </w:r>
@@ -105,158 +99,80 @@
         <w:rPr>
           <w:b/>
           <w:bCs/>
-          <w:sz w:val="32"/>
-          <w:szCs w:val="32"/>
         </w:rPr>
         <w:t xml:space="preserve"> }}</w:t>
       </w:r>
       <w:r>
         <w:rPr>
           <w:rFonts w:hint="cs"/>
-          <w:sz w:val="32"/>
-          <w:szCs w:val="32"/>
-          <w:rtl/>
-          <w:lang w:bidi="ar-JO"/>
         </w:rPr>
-        <w:t xml:space="preserve">                      </w:t>
+        <w:t xml:space="preserve">                                                </w:t>
       </w:r>
       <w:r>
         <w:rPr>
           <w:rFonts w:hint="cs"/>
-          <w:sz w:val="32"/>
-          <w:szCs w:val="32"/>
-          <w:rtl/>
-          <w:lang w:bidi="ar-JO"/>
         </w:rPr>
-        <w:t xml:space="preserve">                          </w:t>
-      </w:r>
+        <w:t xml:space="preserve">      رئيس دائرة التنفيذ</w:t>
+      </w:r>
+    </w:p>
+    <w:p>
+      <w:pPr>
+        <w:bidi/>
+      </w:pPr>
       <w:r>
         <w:rPr>
           <w:rFonts w:hint="cs"/>
-          <w:sz w:val="32"/>
-          <w:szCs w:val="32"/>
-          <w:rtl/>
-          <w:lang w:bidi="ar-JO"/>
-        </w:rPr>
-        <w:t xml:space="preserve">      رئيس دائرة التنفيذ</w:t>
-      </w:r>
-    </w:p>
-    <w:p>
-      <w:pPr>
-        <w:rPr>
-          <w:sz w:val="32"/>
-          <w:szCs w:val="32"/>
-          <w:rtl/>
-          <w:lang w:bidi="ar-JO"/>
-        </w:rPr>
-      </w:pPr>
-      <w:r>
-        <w:rPr>
-          <w:rFonts w:hint="cs"/>
-          <w:sz w:val="32"/>
-          <w:szCs w:val="32"/>
-          <w:rtl/>
-          <w:lang w:bidi="ar-JO"/>
         </w:rPr>
         <w:t xml:space="preserve">المحامي </w:t>
       </w:r>
       <w:r>
         <w:rPr>
           <w:rFonts w:cs="Arial"/>
-          <w:sz w:val="32"/>
-          <w:szCs w:val="32"/>
-          <w:rtl/>
-          <w:lang w:bidi="ar-JO"/>
         </w:rPr>
         <w:t xml:space="preserve">{{ </w:t>
       </w:r>
       <w:r>
-        <w:rPr>
-          <w:sz w:val="32"/>
-          <w:szCs w:val="32"/>
-          <w:lang w:bidi="ar-JO"/>
-        </w:rPr>
         <w:t>AGENT_NAME }}</w:t>
       </w:r>
-      <w:bookmarkStart w:id="0" w:name="_GoBack"/>
-      <w:bookmarkEnd w:id="0"/>
     </w:p>
     <w:p>
       <w:pPr>
         <w:tabs>
           <w:tab w:val="left" w:pos="1421"/>
         </w:tabs>
-        <w:rPr>
-          <w:sz w:val="32"/>
-          <w:szCs w:val="32"/>
-          <w:rtl/>
-          <w:lang w:bidi="ar-JO"/>
-        </w:rPr>
-      </w:pPr>
-      <w:r>
-        <w:rPr>
-          <w:sz w:val="32"/>
-          <w:szCs w:val="32"/>
-        </w:rPr>
-        <w:t>{</w:t>
-      </w:r>
-      <w:proofErr w:type="gramStart"/>
-      <w:r>
-        <w:rPr>
-          <w:sz w:val="32"/>
-          <w:szCs w:val="32"/>
-        </w:rPr>
-        <w:t>{ SIGNATURE</w:t>
-      </w:r>
-      <w:proofErr w:type="gramEnd"/>
-      <w:r>
-        <w:rPr>
-          <w:sz w:val="32"/>
-          <w:szCs w:val="32"/>
-        </w:rPr>
-        <w:t xml:space="preserve"> }}</w:t>
+        <w:bidi/>
+      </w:pPr>
+      <w:r>
+        <w:t>{{ SIGNATURE }}</w:t>
       </w:r>
     </w:p>
     <w:p>
       <w:pPr>
-        <w:rPr>
-          <w:rtl/>
-          <w:lang w:bidi="ar-JO"/>
-        </w:rPr>
-      </w:pPr>
-      <w:r>
-        <w:t xml:space="preserve">{{STAMP}}</w:t>
+        <w:bidi/>
+      </w:pPr>
+      <w:r>
+        <w:t>{{STAMP}}</w:t>
       </w:r>
     </w:p>
     <w:sectPr>
-      <w:headerReference w:type="default" r:id="rId9"/>
-      <w:footerReference w:type="default" r:id="rId10"/>
-      <w:pgSz w:w="11906" w:h="16838" w:orient="portrait"/>
+      <w:headerReference w:type="default" r:id="rId7"/>
+      <w:footerReference w:type="default" r:id="rId8"/>
+      <w:pgSz w:w="11906" w:h="16838"/>
       <w:pgMar w:top="1440" w:right="1440" w:bottom="1440" w:left="1440" w:header="708" w:footer="708" w:gutter="0"/>
-      <w:pgNumType/>
+      <w:cols w:space="720"/>
       <w:docGrid w:linePitch="360"/>
     </w:sectPr>
   </w:body>
 </w:document>
 </file>
 
-<file path=word/comments.xml><?xml version="1.0" encoding="utf-8"?>
-<w:comments xmlns:cx="http://schemas.microsoft.com/office/drawing/2014/chartex" xmlns:cx1="http://schemas.microsoft.com/office/drawing/2015/9/8/chartex" xmlns:cx2="http://schemas.microsoft.com/office/drawing/2015/10/21/chartex" xmlns:cx3="http://schemas.microsoft.com/office/drawing/2016/5/9/chartex" xmlns:cx4="http://schemas.microsoft.com/office/drawing/2016/5/10/chartex" xmlns:cx5="http://schemas.microsoft.com/office/drawing/2016/5/11/chartex" xmlns:cx6="http://schemas.microsoft.com/office/drawing/2016/5/12/chartex" xmlns:cx7="http://schemas.microsoft.com/office/drawing/2016/5/13/chartex" xmlns:cx8="http://schemas.microsoft.com/office/drawing/2016/5/14/chartex" xmlns:mc="http://schemas.openxmlformats.org/markup-compatibility/2006" xmlns:aink="http://schemas.microsoft.com/office/drawing/2016/ink" xmlns:am3d="http://schemas.microsoft.com/office/drawing/2017/model3d" xmlns:o="urn:schemas-microsoft-com:office:office" xmlns:r="http://schemas.openxmlformats.org/officeDocument/2006/relationships" xmlns:m="http://schemas.openxmlformats.org/officeDocument/2006/math" xmlns:v="urn:schemas-microsoft-com:vml" xmlns:wp14="http://schemas.microsoft.com/office/word/2010/wordprocessingDrawing" xmlns:wp="http://schemas.openxmlformats.org/drawingml/2006/wordprocessingDrawing" xmlns:w10="urn:schemas-microsoft-com:office:word" xmlns:w="http://schemas.openxmlformats.org/wordprocessingml/2006/main" xmlns:w14="http://schemas.microsoft.com/office/word/2010/wordml" xmlns:w15="http://schemas.microsoft.com/office/word/2012/wordml" xmlns:w16cex="http://schemas.microsoft.com/office/word/2018/wordml/cex" xmlns:w16cid="http://schemas.microsoft.com/office/word/2016/wordml/cid" xmlns:w16="http://schemas.microsoft.com/office/word/2018/wordml" xmlns:w16sdtdh="http://schemas.microsoft.com/office/word/2020/wordml/sdtdatahash" xmlns:w16se="http://schemas.microsoft.com/office/word/2015/wordml/symex" xmlns:wpg="http://schemas.microsoft.com/office/word/2010/wordprocessingGroup" xmlns:wpi="http://schemas.microsoft.com/office/word/2010/wordprocessingInk" xmlns:wne="http://schemas.microsoft.com/office/word/2006/wordml" xmlns:wps="http://schemas.microsoft.com/office/word/2010/wordprocessingShape"/>
-</file>
-
 <file path=word/endnotes.xml><?xml version="1.0" encoding="utf-8"?>
-<w:endnotes xmlns:wpc="http://schemas.microsoft.com/office/word/2010/wordprocessingCanvas" xmlns:mc="http://schemas.openxmlformats.org/markup-compatibility/2006" xmlns:o="urn:schemas-microsoft-com:office:office" xmlns:r="http://schemas.openxmlformats.org/officeDocument/2006/relationships" xmlns:m="http://schemas.openxmlformats.org/officeDocument/2006/math" xmlns:v="urn:schemas-microsoft-com:vml" xmlns:wp14="http://schemas.microsoft.com/office/word/2010/wordprocessingDrawing" xmlns:wp="http://schemas.openxmlformats.org/drawingml/2006/wordprocessingDrawing" xmlns:w10="urn:schemas-microsoft-com:office:word" xmlns:w="http://schemas.openxmlformats.org/wordprocessingml/2006/main" xmlns:w14="http://schemas.microsoft.com/office/word/2010/wordml" xmlns:w15="http://schemas.microsoft.com/office/word/2012/wordml" xmlns:wpg="http://schemas.microsoft.com/office/word/2010/wordprocessingGroup" xmlns:wpi="http://schemas.microsoft.com/office/word/2010/wordprocessingInk" xmlns:wne="http://schemas.microsoft.com/office/word/2006/wordml" xmlns:wps="http://schemas.microsoft.com/office/word/2010/wordprocessingShape" mc:Ignorable="w14 w15 wp14">
+<w:endnotes xmlns:wpc="http://schemas.microsoft.com/office/word/2010/wordprocessingCanvas" xmlns:cx="http://schemas.microsoft.com/office/drawing/2014/chartex" xmlns:mc="http://schemas.openxmlformats.org/markup-compatibility/2006" xmlns:o="urn:schemas-microsoft-com:office:office" xmlns:r="http://schemas.openxmlformats.org/officeDocument/2006/relationships" xmlns:m="http://schemas.openxmlformats.org/officeDocument/2006/math" xmlns:v="urn:schemas-microsoft-com:vml" xmlns:wp14="http://schemas.microsoft.com/office/word/2010/wordprocessingDrawing" xmlns:wp="http://schemas.openxmlformats.org/drawingml/2006/wordprocessingDrawing" xmlns:w10="urn:schemas-microsoft-com:office:word" xmlns:w="http://schemas.openxmlformats.org/wordprocessingml/2006/main" xmlns:w14="http://schemas.microsoft.com/office/word/2010/wordml" xmlns:w15="http://schemas.microsoft.com/office/word/2012/wordml" xmlns:w16se="http://schemas.microsoft.com/office/word/2015/wordml/symex" xmlns:wpg="http://schemas.microsoft.com/office/word/2010/wordprocessingGroup" xmlns:wpi="http://schemas.microsoft.com/office/word/2010/wordprocessingInk" xmlns:wne="http://schemas.microsoft.com/office/word/2006/wordml" xmlns:wps="http://schemas.microsoft.com/office/word/2010/wordprocessingShape" mc:Ignorable="w14 w15 w16se wp14">
   <w:endnote w:type="separator" w:id="-1">
     <w:p>
       <w:pPr>
-        <w:spacing w:after="0" w:line="240" w:lineRule="auto"/>
-      </w:pPr>
-      <w:r>
-        <w:rPr>
-          <w:rStyle w:val="EndnoteReference"/>
-        </w:rPr>
-        <w:endnoteRef/>
-      </w:r>
+        <w:spacing w:before="0" w:after="0" w:line="240" w:lineRule="auto"/>
+      </w:pPr>
       <w:r>
         <w:separator/>
       </w:r>
@@ -265,14 +181,8 @@
   <w:endnote w:type="continuationSeparator" w:id="0">
     <w:p>
       <w:pPr>
-        <w:spacing w:after="0" w:line="240" w:lineRule="auto"/>
-      </w:pPr>
-      <w:r>
-        <w:rPr>
-          <w:rStyle w:val="EndnoteReference"/>
-        </w:rPr>
-        <w:endnoteRef/>
-      </w:r>
+        <w:spacing w:before="0" w:after="0" w:line="240" w:lineRule="auto"/>
+      </w:pPr>
       <w:r>
         <w:continuationSeparator/>
       </w:r>
@@ -282,22 +192,22 @@
 </file>
 
 <file path=word/footer1.xml><?xml version="1.0" encoding="utf-8"?>
-<w:ftr xmlns:m="http://schemas.openxmlformats.org/officeDocument/2006/math" xmlns:mc="http://schemas.openxmlformats.org/markup-compatibility/2006" xmlns:mo="http://schemas.microsoft.com/office/mac/office/2008/main" xmlns:mv="urn:schemas-microsoft-com:mac:vml" xmlns:o="urn:schemas-microsoft-com:office:office" xmlns:r="http://schemas.openxmlformats.org/officeDocument/2006/relationships" xmlns:v="urn:schemas-microsoft-com:vml" xmlns:w10="urn:schemas-microsoft-com:office:word" xmlns:w14="http://schemas.microsoft.com/office/word/2010/wordml" xmlns:w="http://schemas.openxmlformats.org/wordprocessingml/2006/main" xmlns:wne="http://schemas.microsoft.com/office/word/2006/wordml" xmlns:wp14="http://schemas.microsoft.com/office/word/2010/wordprocessingDrawing" xmlns:wp="http://schemas.openxmlformats.org/drawingml/2006/wordprocessingDrawing" xmlns:wpc="http://schemas.microsoft.com/office/word/2010/wordprocessingCanvas" xmlns:wpg="http://schemas.microsoft.com/office/word/2010/wordprocessingGroup" xmlns:wpi="http://schemas.microsoft.com/office/word/2010/wordprocessingInk" xmlns:wps="http://schemas.microsoft.com/office/word/2010/wordprocessingShape" mc:Ignorable="w14 wp14"/>
+<w:ftr xmlns:wpc="http://schemas.microsoft.com/office/word/2010/wordprocessingCanvas" xmlns:cx="http://schemas.microsoft.com/office/drawing/2014/chartex" xmlns:mc="http://schemas.openxmlformats.org/markup-compatibility/2006" xmlns:o="urn:schemas-microsoft-com:office:office" xmlns:r="http://schemas.openxmlformats.org/officeDocument/2006/relationships" xmlns:m="http://schemas.openxmlformats.org/officeDocument/2006/math" xmlns:v="urn:schemas-microsoft-com:vml" xmlns:wp14="http://schemas.microsoft.com/office/word/2010/wordprocessingDrawing" xmlns:wp="http://schemas.openxmlformats.org/drawingml/2006/wordprocessingDrawing" xmlns:w10="urn:schemas-microsoft-com:office:word" xmlns:w="http://schemas.openxmlformats.org/wordprocessingml/2006/main" xmlns:w14="http://schemas.microsoft.com/office/word/2010/wordml" xmlns:w15="http://schemas.microsoft.com/office/word/2012/wordml" xmlns:w16se="http://schemas.microsoft.com/office/word/2015/wordml/symex" xmlns:wpg="http://schemas.microsoft.com/office/word/2010/wordprocessingGroup" xmlns:wpi="http://schemas.microsoft.com/office/word/2010/wordprocessingInk" xmlns:wne="http://schemas.microsoft.com/office/word/2006/wordml" xmlns:wps="http://schemas.microsoft.com/office/word/2010/wordprocessingShape" mc:Ignorable="w14 w15 w16se wp14">
+  <w:p>
+    <w:r>
+      <w:cr/>
+    </w:r>
+  </w:p>
+</w:ftr>
 </file>
 
 <file path=word/footnotes.xml><?xml version="1.0" encoding="utf-8"?>
-<w:footnotes xmlns:wpc="http://schemas.microsoft.com/office/word/2010/wordprocessingCanvas" xmlns:mc="http://schemas.openxmlformats.org/markup-compatibility/2006" xmlns:o="urn:schemas-microsoft-com:office:office" xmlns:r="http://schemas.openxmlformats.org/officeDocument/2006/relationships" xmlns:m="http://schemas.openxmlformats.org/officeDocument/2006/math" xmlns:v="urn:schemas-microsoft-com:vml" xmlns:wp14="http://schemas.microsoft.com/office/word/2010/wordprocessingDrawing" xmlns:wp="http://schemas.openxmlformats.org/drawingml/2006/wordprocessingDrawing" xmlns:w10="urn:schemas-microsoft-com:office:word" xmlns:w="http://schemas.openxmlformats.org/wordprocessingml/2006/main" xmlns:w14="http://schemas.microsoft.com/office/word/2010/wordml" xmlns:w15="http://schemas.microsoft.com/office/word/2012/wordml" xmlns:wpg="http://schemas.microsoft.com/office/word/2010/wordprocessingGroup" xmlns:wpi="http://schemas.microsoft.com/office/word/2010/wordprocessingInk" xmlns:wne="http://schemas.microsoft.com/office/word/2006/wordml" xmlns:wps="http://schemas.microsoft.com/office/word/2010/wordprocessingShape" mc:Ignorable="w14 w15 wp14">
+<w:footnotes xmlns:wpc="http://schemas.microsoft.com/office/word/2010/wordprocessingCanvas" xmlns:cx="http://schemas.microsoft.com/office/drawing/2014/chartex" xmlns:mc="http://schemas.openxmlformats.org/markup-compatibility/2006" xmlns:o="urn:schemas-microsoft-com:office:office" xmlns:r="http://schemas.openxmlformats.org/officeDocument/2006/relationships" xmlns:m="http://schemas.openxmlformats.org/officeDocument/2006/math" xmlns:v="urn:schemas-microsoft-com:vml" xmlns:wp14="http://schemas.microsoft.com/office/word/2010/wordprocessingDrawing" xmlns:wp="http://schemas.openxmlformats.org/drawingml/2006/wordprocessingDrawing" xmlns:w10="urn:schemas-microsoft-com:office:word" xmlns:w="http://schemas.openxmlformats.org/wordprocessingml/2006/main" xmlns:w14="http://schemas.microsoft.com/office/word/2010/wordml" xmlns:w15="http://schemas.microsoft.com/office/word/2012/wordml" xmlns:w16se="http://schemas.microsoft.com/office/word/2015/wordml/symex" xmlns:wpg="http://schemas.microsoft.com/office/word/2010/wordprocessingGroup" xmlns:wpi="http://schemas.microsoft.com/office/word/2010/wordprocessingInk" xmlns:wne="http://schemas.microsoft.com/office/word/2006/wordml" xmlns:wps="http://schemas.microsoft.com/office/word/2010/wordprocessingShape" mc:Ignorable="w14 w15 w16se wp14">
   <w:footnote w:type="separator" w:id="-1">
     <w:p>
       <w:pPr>
-        <w:spacing w:after="0" w:line="240" w:lineRule="auto"/>
-      </w:pPr>
-      <w:r>
-        <w:rPr>
-          <w:rStyle w:val="FootnoteReference"/>
-        </w:rPr>
-        <w:footnoteRef/>
-      </w:r>
+        <w:spacing w:before="0" w:after="0" w:line="240" w:lineRule="auto"/>
+      </w:pPr>
       <w:r>
         <w:separator/>
       </w:r>
@@ -306,14 +216,8 @@
   <w:footnote w:type="continuationSeparator" w:id="0">
     <w:p>
       <w:pPr>
-        <w:spacing w:after="0" w:line="240" w:lineRule="auto"/>
-      </w:pPr>
-      <w:r>
-        <w:rPr>
-          <w:rStyle w:val="FootnoteReference"/>
-        </w:rPr>
-        <w:footnoteRef/>
-      </w:r>
+        <w:spacing w:before="0" w:after="0" w:line="240" w:lineRule="auto"/>
+      </w:pPr>
       <w:r>
         <w:continuationSeparator/>
       </w:r>
@@ -323,7 +227,7 @@
 </file>
 
 <file path=word/header1.xml><?xml version="1.0" encoding="utf-8"?>
-<w:hdr xmlns:m="http://schemas.openxmlformats.org/officeDocument/2006/math" xmlns:mc="http://schemas.openxmlformats.org/markup-compatibility/2006" xmlns:mo="http://schemas.microsoft.com/office/mac/office/2008/main" xmlns:mv="urn:schemas-microsoft-com:mac:vml" xmlns:o="urn:schemas-microsoft-com:office:office" xmlns:r="http://schemas.openxmlformats.org/officeDocument/2006/relationships" xmlns:v="urn:schemas-microsoft-com:vml" xmlns:w10="urn:schemas-microsoft-com:office:word" xmlns:w14="http://schemas.microsoft.com/office/word/2010/wordml" xmlns:w="http://schemas.openxmlformats.org/wordprocessingml/2006/main" xmlns:wne="http://schemas.microsoft.com/office/word/2006/wordml" xmlns:wp14="http://schemas.microsoft.com/office/word/2010/wordprocessingDrawing" xmlns:wp="http://schemas.openxmlformats.org/drawingml/2006/wordprocessingDrawing" xmlns:wpc="http://schemas.microsoft.com/office/word/2010/wordprocessingCanvas" xmlns:wpg="http://schemas.microsoft.com/office/word/2010/wordprocessingGroup" xmlns:wpi="http://schemas.microsoft.com/office/word/2010/wordprocessingInk" xmlns:wps="http://schemas.microsoft.com/office/word/2010/wordprocessingShape" mc:Ignorable="w14 wp14">
+<w:hdr xmlns:wpc="http://schemas.microsoft.com/office/word/2010/wordprocessingCanvas" xmlns:cx="http://schemas.microsoft.com/office/drawing/2014/chartex" xmlns:mc="http://schemas.openxmlformats.org/markup-compatibility/2006" xmlns:o="urn:schemas-microsoft-com:office:office" xmlns:r="http://schemas.openxmlformats.org/officeDocument/2006/relationships" xmlns:m="http://schemas.openxmlformats.org/officeDocument/2006/math" xmlns:v="urn:schemas-microsoft-com:vml" xmlns:wp14="http://schemas.microsoft.com/office/word/2010/wordprocessingDrawing" xmlns:wp="http://schemas.openxmlformats.org/drawingml/2006/wordprocessingDrawing" xmlns:w10="urn:schemas-microsoft-com:office:word" xmlns:w="http://schemas.openxmlformats.org/wordprocessingml/2006/main" xmlns:w14="http://schemas.microsoft.com/office/word/2010/wordml" xmlns:w15="http://schemas.microsoft.com/office/word/2012/wordml" xmlns:w16se="http://schemas.microsoft.com/office/word/2015/wordml/symex" xmlns:wpg="http://schemas.microsoft.com/office/word/2010/wordprocessingGroup" xmlns:wpi="http://schemas.microsoft.com/office/word/2010/wordprocessingInk" xmlns:wne="http://schemas.microsoft.com/office/word/2006/wordml" xmlns:wps="http://schemas.microsoft.com/office/word/2010/wordprocessingShape" mc:Ignorable="w14 w15 w16se wp14">
   <w:p>
     <w:pPr>
       <w:jc w:val="right"/>
@@ -338,35 +242,26 @@
     <w:r>
       <w:rPr>
         <w:b/>
-        <w:sz w:val="32"/>
       </w:rPr>
       <w:t>{{ رقم_القضية }}</w:t>
     </w:r>
-  </w:p>
-  <w:p>
-    <w:pPr>
-      <w:jc w:val="center"/>
-      <w:pBdr>
-        <w:bottom w:val="single" w:sz="6" w:space="4" w:color="auto"/>
-      </w:pBdr>
-    </w:pPr>
     <w:r>
       <w:rPr>
-        <w:b/>
-        <w:sz w:val="24"/>
+        <w:rFonts w:hint="cs"/>
       </w:rPr>
-      <w:t>ما بعد</w:t>
+      <w:t xml:space="preserve">                      ما بعد</w:t>
     </w:r>
   </w:p>
-  <w:p/>
 </w:hdr>
 </file>
 
 <file path=word/numbering.xml><?xml version="1.0" encoding="utf-8"?>
-<w:numbering xmlns:wpc="http://schemas.microsoft.com/office/word/2010/wordprocessingCanvas" xmlns:mc="http://schemas.openxmlformats.org/markup-compatibility/2006" xmlns:o="urn:schemas-microsoft-com:office:office" xmlns:r="http://schemas.openxmlformats.org/officeDocument/2006/relationships" xmlns:m="http://schemas.openxmlformats.org/officeDocument/2006/math" xmlns:v="urn:schemas-microsoft-com:vml" xmlns:wp14="http://schemas.microsoft.com/office/word/2010/wordprocessingDrawing" xmlns:wp="http://schemas.openxmlformats.org/drawingml/2006/wordprocessingDrawing" xmlns:w10="urn:schemas-microsoft-com:office:word" xmlns:w="http://schemas.openxmlformats.org/wordprocessingml/2006/main" xmlns:w14="http://schemas.microsoft.com/office/word/2010/wordml" xmlns:w15="http://schemas.microsoft.com/office/word/2012/wordml" xmlns:wpg="http://schemas.microsoft.com/office/word/2010/wordprocessingGroup" xmlns:wpi="http://schemas.microsoft.com/office/word/2010/wordprocessingInk" xmlns:wne="http://schemas.microsoft.com/office/word/2006/wordml" xmlns:wps="http://schemas.microsoft.com/office/word/2010/wordprocessingShape" mc:Ignorable="w14 w15 wp14">
-  <w:abstractNum w:abstractNumId="1" w15:restartNumberingAfterBreak="0">
+<w:numbering xmlns:wpc="http://schemas.microsoft.com/office/word/2010/wordprocessingCanvas" xmlns:cx="http://schemas.microsoft.com/office/drawing/2014/chartex" xmlns:mc="http://schemas.openxmlformats.org/markup-compatibility/2006" xmlns:o="urn:schemas-microsoft-com:office:office" xmlns:r="http://schemas.openxmlformats.org/officeDocument/2006/relationships" xmlns:m="http://schemas.openxmlformats.org/officeDocument/2006/math" xmlns:v="urn:schemas-microsoft-com:vml" xmlns:wp14="http://schemas.microsoft.com/office/word/2010/wordprocessingDrawing" xmlns:wp="http://schemas.openxmlformats.org/drawingml/2006/wordprocessingDrawing" xmlns:w10="urn:schemas-microsoft-com:office:word" xmlns:w="http://schemas.openxmlformats.org/wordprocessingml/2006/main" xmlns:w14="http://schemas.microsoft.com/office/word/2010/wordml" xmlns:w15="http://schemas.microsoft.com/office/word/2012/wordml" xmlns:w16se="http://schemas.microsoft.com/office/word/2015/wordml/symex" xmlns:wpg="http://schemas.microsoft.com/office/word/2010/wordprocessingGroup" xmlns:wpi="http://schemas.microsoft.com/office/word/2010/wordprocessingInk" xmlns:wne="http://schemas.microsoft.com/office/word/2006/wordml" xmlns:wps="http://schemas.microsoft.com/office/word/2010/wordprocessingShape" mc:Ignorable="w14 w15 w16se wp14">
+  <w:abstractNum w:abstractNumId="0" w15:restartNumberingAfterBreak="0">
+    <w:nsid w:val="7D32334D"/>
     <w:multiLevelType w:val="hybridMultilevel"/>
-    <w:lvl w:ilvl="0" w15:tentative="1">
+    <w:tmpl w:val="A9B61488"/>
+    <w:lvl w:ilvl="0" w:tplc="1EFAC378">
       <w:start w:val="1"/>
       <w:numFmt w:val="bullet"/>
       <w:lvlText w:val="●"/>
@@ -375,7 +270,7 @@
         <w:ind w:left="720" w:hanging="360"/>
       </w:pPr>
     </w:lvl>
-    <w:lvl w:ilvl="1" w15:tentative="1">
+    <w:lvl w:ilvl="1" w:tplc="480082D6">
       <w:start w:val="1"/>
       <w:numFmt w:val="bullet"/>
       <w:lvlText w:val="○"/>
@@ -384,7 +279,7 @@
         <w:ind w:left="1440" w:hanging="360"/>
       </w:pPr>
     </w:lvl>
-    <w:lvl w:ilvl="2" w15:tentative="1">
+    <w:lvl w:ilvl="2" w:tplc="BEF07EBC">
       <w:start w:val="1"/>
       <w:numFmt w:val="bullet"/>
       <w:lvlText w:val="■"/>
@@ -393,7 +288,7 @@
         <w:ind w:left="2160" w:hanging="360"/>
       </w:pPr>
     </w:lvl>
-    <w:lvl w:ilvl="3" w15:tentative="1">
+    <w:lvl w:ilvl="3" w:tplc="7F427E10">
       <w:start w:val="1"/>
       <w:numFmt w:val="bullet"/>
       <w:lvlText w:val="●"/>
@@ -402,7 +297,7 @@
         <w:ind w:left="2880" w:hanging="360"/>
       </w:pPr>
     </w:lvl>
-    <w:lvl w:ilvl="4" w15:tentative="1">
+    <w:lvl w:ilvl="4" w:tplc="9E221880">
       <w:start w:val="1"/>
       <w:numFmt w:val="bullet"/>
       <w:lvlText w:val="○"/>
@@ -411,7 +306,7 @@
         <w:ind w:left="3600" w:hanging="360"/>
       </w:pPr>
     </w:lvl>
-    <w:lvl w:ilvl="5" w15:tentative="1">
+    <w:lvl w:ilvl="5" w:tplc="3A8C66E0">
       <w:start w:val="1"/>
       <w:numFmt w:val="bullet"/>
       <w:lvlText w:val="■"/>
@@ -420,7 +315,7 @@
         <w:ind w:left="4320" w:hanging="360"/>
       </w:pPr>
     </w:lvl>
-    <w:lvl w:ilvl="6" w15:tentative="1">
+    <w:lvl w:ilvl="6" w:tplc="13FE3B44">
       <w:start w:val="1"/>
       <w:numFmt w:val="bullet"/>
       <w:lvlText w:val="●"/>
@@ -429,7 +324,7 @@
         <w:ind w:left="5040" w:hanging="360"/>
       </w:pPr>
     </w:lvl>
-    <w:lvl w:ilvl="7" w15:tentative="1">
+    <w:lvl w:ilvl="7" w:tplc="F366263C">
       <w:start w:val="1"/>
       <w:numFmt w:val="bullet"/>
       <w:lvlText w:val="●"/>
@@ -438,7 +333,7 @@
         <w:ind w:left="5760" w:hanging="360"/>
       </w:pPr>
     </w:lvl>
-    <w:lvl w:ilvl="8" w15:tentative="1">
+    <w:lvl w:ilvl="8" w:tplc="3252FEE4">
       <w:start w:val="1"/>
       <w:numFmt w:val="bullet"/>
       <w:lvlText w:val="●"/>
@@ -449,7 +344,7 @@
     </w:lvl>
   </w:abstractNum>
   <w:num w:numId="1">
-    <w:abstractNumId w:val="1"/>
+    <w:abstractNumId w:val="0"/>
     <w:lvlOverride w:ilvl="0">
       <w:startOverride w:val="1"/>
     </w:lvlOverride>
@@ -458,49 +353,416 @@
 </file>
 
 <file path=word/styles.xml><?xml version="1.0" encoding="utf-8"?>
-<w:styles xmlns:mc="http://schemas.openxmlformats.org/markup-compatibility/2006" xmlns:r="http://schemas.openxmlformats.org/officeDocument/2006/relationships" xmlns:w="http://schemas.openxmlformats.org/wordprocessingml/2006/main" xmlns:w14="http://schemas.microsoft.com/office/word/2010/wordml" xmlns:w15="http://schemas.microsoft.com/office/word/2012/wordml" mc:Ignorable="w14 w15">
+<w:styles xmlns:mc="http://schemas.openxmlformats.org/markup-compatibility/2006" xmlns:r="http://schemas.openxmlformats.org/officeDocument/2006/relationships" xmlns:w="http://schemas.openxmlformats.org/wordprocessingml/2006/main" xmlns:w14="http://schemas.microsoft.com/office/word/2010/wordml" xmlns:w15="http://schemas.microsoft.com/office/word/2012/wordml" xmlns:w16se="http://schemas.microsoft.com/office/word/2015/wordml/symex" mc:Ignorable="w14 w15 w16se">
   <w:docDefaults>
     <w:rPrDefault>
       <w:rPr>
-        <w:rFonts w:ascii="Traditional Arabic" w:cs="Traditional Arabic" w:hAnsi="Traditional Arabic"/>
+        <w:rFonts w:ascii="Traditional Arabic" w:eastAsia="Times New Roman" w:hAnsi="Traditional Arabic" w:cs="Traditional Arabic"/>
         <w:sz w:val="32"/>
         <w:szCs w:val="32"/>
         <w:rtl/>
-        <w:lang w:val="ar-JO" w:bidi="ar-JO"/>
+        <w:lang w:val="ar-JO" w:eastAsia="en-US" w:bidi="ar-JO"/>
       </w:rPr>
     </w:rPrDefault>
     <w:pPrDefault>
       <w:pPr>
-        <w:spacing w:after="100" w:before="100" w:line="360"/>
+        <w:spacing w:before="100" w:after="100" w:line="360" w:lineRule="auto"/>
       </w:pPr>
     </w:pPrDefault>
   </w:docDefaults>
-  <w:style w:type="paragraph" w:styleId="Title">
-    <w:name w:val="Title"/>
-    <w:basedOn w:val="Normal"/>
-    <w:next w:val="Normal"/>
+  <w:latentStyles w:defLockedState="0" w:defUIPriority="99" w:defSemiHidden="0" w:defUnhideWhenUsed="0" w:defQFormat="0" w:count="371">
+    <w:lsdException w:name="Normal" w:uiPriority="0" w:qFormat="1"/>
+    <w:lsdException w:name="heading 1" w:uiPriority="9" w:qFormat="1"/>
+    <w:lsdException w:name="heading 2" w:semiHidden="1" w:uiPriority="9" w:unhideWhenUsed="1" w:qFormat="1"/>
+    <w:lsdException w:name="heading 3" w:semiHidden="1" w:uiPriority="9" w:unhideWhenUsed="1" w:qFormat="1"/>
+    <w:lsdException w:name="heading 4" w:semiHidden="1" w:uiPriority="9" w:unhideWhenUsed="1" w:qFormat="1"/>
+    <w:lsdException w:name="heading 5" w:semiHidden="1" w:uiPriority="9" w:unhideWhenUsed="1" w:qFormat="1"/>
+    <w:lsdException w:name="heading 6" w:semiHidden="1" w:uiPriority="9" w:unhideWhenUsed="1" w:qFormat="1"/>
+    <w:lsdException w:name="heading 7" w:semiHidden="1" w:uiPriority="9" w:unhideWhenUsed="1" w:qFormat="1"/>
+    <w:lsdException w:name="heading 8" w:semiHidden="1" w:uiPriority="9" w:unhideWhenUsed="1" w:qFormat="1"/>
+    <w:lsdException w:name="heading 9" w:semiHidden="1" w:uiPriority="9" w:unhideWhenUsed="1" w:qFormat="1"/>
+    <w:lsdException w:name="index 1" w:semiHidden="1" w:unhideWhenUsed="1"/>
+    <w:lsdException w:name="index 2" w:semiHidden="1" w:unhideWhenUsed="1"/>
+    <w:lsdException w:name="index 3" w:semiHidden="1" w:unhideWhenUsed="1"/>
+    <w:lsdException w:name="index 4" w:semiHidden="1" w:unhideWhenUsed="1"/>
+    <w:lsdException w:name="index 5" w:semiHidden="1" w:unhideWhenUsed="1"/>
+    <w:lsdException w:name="index 6" w:semiHidden="1" w:unhideWhenUsed="1"/>
+    <w:lsdException w:name="index 7" w:semiHidden="1" w:unhideWhenUsed="1"/>
+    <w:lsdException w:name="index 8" w:semiHidden="1" w:unhideWhenUsed="1"/>
+    <w:lsdException w:name="index 9" w:semiHidden="1" w:unhideWhenUsed="1"/>
+    <w:lsdException w:name="toc 1" w:semiHidden="1" w:uiPriority="39" w:unhideWhenUsed="1"/>
+    <w:lsdException w:name="toc 2" w:semiHidden="1" w:uiPriority="39" w:unhideWhenUsed="1"/>
+    <w:lsdException w:name="toc 3" w:semiHidden="1" w:uiPriority="39" w:unhideWhenUsed="1"/>
+    <w:lsdException w:name="toc 4" w:semiHidden="1" w:uiPriority="39" w:unhideWhenUsed="1"/>
+    <w:lsdException w:name="toc 5" w:semiHidden="1" w:uiPriority="39" w:unhideWhenUsed="1"/>
+    <w:lsdException w:name="toc 6" w:semiHidden="1" w:uiPriority="39" w:unhideWhenUsed="1"/>
+    <w:lsdException w:name="toc 7" w:semiHidden="1" w:uiPriority="39" w:unhideWhenUsed="1"/>
+    <w:lsdException w:name="toc 8" w:semiHidden="1" w:uiPriority="39" w:unhideWhenUsed="1"/>
+    <w:lsdException w:name="toc 9" w:semiHidden="1" w:uiPriority="39" w:unhideWhenUsed="1"/>
+    <w:lsdException w:name="Normal Indent" w:semiHidden="1" w:unhideWhenUsed="1"/>
+    <w:lsdException w:name="footnote text" w:semiHidden="1" w:unhideWhenUsed="1"/>
+    <w:lsdException w:name="annotation text" w:semiHidden="1" w:unhideWhenUsed="1"/>
+    <w:lsdException w:name="header" w:semiHidden="1" w:unhideWhenUsed="1"/>
+    <w:lsdException w:name="footer" w:semiHidden="1" w:unhideWhenUsed="1"/>
+    <w:lsdException w:name="index heading" w:semiHidden="1" w:unhideWhenUsed="1"/>
+    <w:lsdException w:name="caption" w:semiHidden="1" w:uiPriority="35" w:unhideWhenUsed="1" w:qFormat="1"/>
+    <w:lsdException w:name="table of figures" w:semiHidden="1" w:unhideWhenUsed="1"/>
+    <w:lsdException w:name="envelope address" w:semiHidden="1" w:unhideWhenUsed="1"/>
+    <w:lsdException w:name="envelope return" w:semiHidden="1" w:unhideWhenUsed="1"/>
+    <w:lsdException w:name="footnote reference" w:semiHidden="1" w:unhideWhenUsed="1"/>
+    <w:lsdException w:name="annotation reference" w:semiHidden="1" w:unhideWhenUsed="1"/>
+    <w:lsdException w:name="line number" w:semiHidden="1" w:unhideWhenUsed="1"/>
+    <w:lsdException w:name="page number" w:semiHidden="1" w:unhideWhenUsed="1"/>
+    <w:lsdException w:name="endnote reference" w:semiHidden="1" w:unhideWhenUsed="1"/>
+    <w:lsdException w:name="endnote text" w:semiHidden="1" w:unhideWhenUsed="1"/>
+    <w:lsdException w:name="table of authorities" w:semiHidden="1" w:unhideWhenUsed="1"/>
+    <w:lsdException w:name="macro" w:semiHidden="1" w:unhideWhenUsed="1"/>
+    <w:lsdException w:name="toa heading" w:semiHidden="1" w:unhideWhenUsed="1"/>
+    <w:lsdException w:name="List" w:semiHidden="1" w:unhideWhenUsed="1"/>
+    <w:lsdException w:name="List Bullet" w:semiHidden="1" w:unhideWhenUsed="1"/>
+    <w:lsdException w:name="List Number" w:semiHidden="1" w:unhideWhenUsed="1"/>
+    <w:lsdException w:name="List 2" w:semiHidden="1" w:unhideWhenUsed="1"/>
+    <w:lsdException w:name="List 3" w:semiHidden="1" w:unhideWhenUsed="1"/>
+    <w:lsdException w:name="List 4" w:semiHidden="1" w:unhideWhenUsed="1"/>
+    <w:lsdException w:name="List 5" w:semiHidden="1" w:unhideWhenUsed="1"/>
+    <w:lsdException w:name="List Bullet 2" w:semiHidden="1" w:unhideWhenUsed="1"/>
+    <w:lsdException w:name="List Bullet 3" w:semiHidden="1" w:unhideWhenUsed="1"/>
+    <w:lsdException w:name="List Bullet 4" w:semiHidden="1" w:unhideWhenUsed="1"/>
+    <w:lsdException w:name="List Bullet 5" w:semiHidden="1" w:unhideWhenUsed="1"/>
+    <w:lsdException w:name="List Number 2" w:semiHidden="1" w:unhideWhenUsed="1"/>
+    <w:lsdException w:name="List Number 3" w:semiHidden="1" w:unhideWhenUsed="1"/>
+    <w:lsdException w:name="List Number 4" w:semiHidden="1" w:unhideWhenUsed="1"/>
+    <w:lsdException w:name="List Number 5" w:semiHidden="1" w:unhideWhenUsed="1"/>
+    <w:lsdException w:name="Title" w:uiPriority="10" w:qFormat="1"/>
+    <w:lsdException w:name="Closing" w:semiHidden="1" w:unhideWhenUsed="1"/>
+    <w:lsdException w:name="Signature" w:semiHidden="1" w:unhideWhenUsed="1"/>
+    <w:lsdException w:name="Default Paragraph Font" w:semiHidden="1" w:uiPriority="1" w:unhideWhenUsed="1"/>
+    <w:lsdException w:name="Body Text" w:semiHidden="1" w:unhideWhenUsed="1"/>
+    <w:lsdException w:name="Body Text Indent" w:semiHidden="1" w:unhideWhenUsed="1"/>
+    <w:lsdException w:name="List Continue" w:semiHidden="1" w:unhideWhenUsed="1"/>
+    <w:lsdException w:name="List Continue 2" w:semiHidden="1" w:unhideWhenUsed="1"/>
+    <w:lsdException w:name="List Continue 3" w:semiHidden="1" w:unhideWhenUsed="1"/>
+    <w:lsdException w:name="List Continue 4" w:semiHidden="1" w:unhideWhenUsed="1"/>
+    <w:lsdException w:name="List Continue 5" w:semiHidden="1" w:unhideWhenUsed="1"/>
+    <w:lsdException w:name="Message Header" w:semiHidden="1" w:unhideWhenUsed="1"/>
+    <w:lsdException w:name="Subtitle" w:uiPriority="11" w:qFormat="1"/>
+    <w:lsdException w:name="Salutation" w:semiHidden="1" w:unhideWhenUsed="1"/>
+    <w:lsdException w:name="Date" w:semiHidden="1" w:unhideWhenUsed="1"/>
+    <w:lsdException w:name="Body Text First Indent" w:semiHidden="1" w:unhideWhenUsed="1"/>
+    <w:lsdException w:name="Body Text First Indent 2" w:semiHidden="1" w:unhideWhenUsed="1"/>
+    <w:lsdException w:name="Note Heading" w:semiHidden="1" w:unhideWhenUsed="1"/>
+    <w:lsdException w:name="Body Text 2" w:semiHidden="1" w:unhideWhenUsed="1"/>
+    <w:lsdException w:name="Body Text 3" w:semiHidden="1" w:unhideWhenUsed="1"/>
+    <w:lsdException w:name="Body Text Indent 2" w:semiHidden="1" w:unhideWhenUsed="1"/>
+    <w:lsdException w:name="Body Text Indent 3" w:semiHidden="1" w:unhideWhenUsed="1"/>
+    <w:lsdException w:name="Block Text" w:semiHidden="1" w:unhideWhenUsed="1"/>
+    <w:lsdException w:name="Hyperlink" w:semiHidden="1" w:unhideWhenUsed="1"/>
+    <w:lsdException w:name="FollowedHyperlink" w:semiHidden="1" w:unhideWhenUsed="1"/>
+    <w:lsdException w:name="Strong" w:uiPriority="22" w:qFormat="1"/>
+    <w:lsdException w:name="Emphasis" w:uiPriority="20" w:qFormat="1"/>
+    <w:lsdException w:name="Document Map" w:semiHidden="1" w:unhideWhenUsed="1"/>
+    <w:lsdException w:name="Plain Text" w:semiHidden="1" w:unhideWhenUsed="1"/>
+    <w:lsdException w:name="E-mail Signature" w:semiHidden="1" w:unhideWhenUsed="1"/>
+    <w:lsdException w:name="HTML Top of Form" w:semiHidden="1" w:unhideWhenUsed="1"/>
+    <w:lsdException w:name="HTML Bottom of Form" w:semiHidden="1" w:unhideWhenUsed="1"/>
+    <w:lsdException w:name="Normal (Web)" w:semiHidden="1" w:unhideWhenUsed="1"/>
+    <w:lsdException w:name="HTML Acronym" w:semiHidden="1" w:unhideWhenUsed="1"/>
+    <w:lsdException w:name="HTML Address" w:semiHidden="1" w:unhideWhenUsed="1"/>
+    <w:lsdException w:name="HTML Cite" w:semiHidden="1" w:unhideWhenUsed="1"/>
+    <w:lsdException w:name="HTML Code" w:semiHidden="1" w:unhideWhenUsed="1"/>
+    <w:lsdException w:name="HTML Definition" w:semiHidden="1" w:unhideWhenUsed="1"/>
+    <w:lsdException w:name="HTML Keyboard" w:semiHidden="1" w:unhideWhenUsed="1"/>
+    <w:lsdException w:name="HTML Preformatted" w:semiHidden="1" w:unhideWhenUsed="1"/>
+    <w:lsdException w:name="HTML Sample" w:semiHidden="1" w:unhideWhenUsed="1"/>
+    <w:lsdException w:name="HTML Typewriter" w:semiHidden="1" w:unhideWhenUsed="1"/>
+    <w:lsdException w:name="HTML Variable" w:semiHidden="1" w:unhideWhenUsed="1"/>
+    <w:lsdException w:name="Normal Table" w:semiHidden="1" w:unhideWhenUsed="1"/>
+    <w:lsdException w:name="annotation subject" w:semiHidden="1" w:unhideWhenUsed="1"/>
+    <w:lsdException w:name="No List" w:semiHidden="1" w:unhideWhenUsed="1"/>
+    <w:lsdException w:name="Outline List 1" w:semiHidden="1" w:unhideWhenUsed="1"/>
+    <w:lsdException w:name="Outline List 2" w:semiHidden="1" w:unhideWhenUsed="1"/>
+    <w:lsdException w:name="Outline List 3" w:semiHidden="1" w:unhideWhenUsed="1"/>
+    <w:lsdException w:name="Table Simple 1" w:semiHidden="1" w:unhideWhenUsed="1"/>
+    <w:lsdException w:name="Table Simple 2" w:semiHidden="1" w:unhideWhenUsed="1"/>
+    <w:lsdException w:name="Table Simple 3" w:semiHidden="1" w:unhideWhenUsed="1"/>
+    <w:lsdException w:name="Table Classic 1" w:semiHidden="1" w:unhideWhenUsed="1"/>
+    <w:lsdException w:name="Table Classic 2" w:semiHidden="1" w:unhideWhenUsed="1"/>
+    <w:lsdException w:name="Table Classic 3" w:semiHidden="1" w:unhideWhenUsed="1"/>
+    <w:lsdException w:name="Table Classic 4" w:semiHidden="1" w:unhideWhenUsed="1"/>
+    <w:lsdException w:name="Table Colorful 1" w:semiHidden="1" w:unhideWhenUsed="1"/>
+    <w:lsdException w:name="Table Colorful 2" w:semiHidden="1" w:unhideWhenUsed="1"/>
+    <w:lsdException w:name="Table Colorful 3" w:semiHidden="1" w:unhideWhenUsed="1"/>
+    <w:lsdException w:name="Table Columns 1" w:semiHidden="1" w:unhideWhenUsed="1"/>
+    <w:lsdException w:name="Table Columns 2" w:semiHidden="1" w:unhideWhenUsed="1"/>
+    <w:lsdException w:name="Table Columns 3" w:semiHidden="1" w:unhideWhenUsed="1"/>
+    <w:lsdException w:name="Table Columns 4" w:semiHidden="1" w:unhideWhenUsed="1"/>
+    <w:lsdException w:name="Table Columns 5" w:semiHidden="1" w:unhideWhenUsed="1"/>
+    <w:lsdException w:name="Table Grid 1" w:semiHidden="1" w:unhideWhenUsed="1"/>
+    <w:lsdException w:name="Table Grid 2" w:semiHidden="1" w:unhideWhenUsed="1"/>
+    <w:lsdException w:name="Table Grid 3" w:semiHidden="1" w:unhideWhenUsed="1"/>
+    <w:lsdException w:name="Table Grid 4" w:semiHidden="1" w:unhideWhenUsed="1"/>
+    <w:lsdException w:name="Table Grid 5" w:semiHidden="1" w:unhideWhenUsed="1"/>
+    <w:lsdException w:name="Table Grid 6" w:semiHidden="1" w:unhideWhenUsed="1"/>
+    <w:lsdException w:name="Table Grid 7" w:semiHidden="1" w:unhideWhenUsed="1"/>
+    <w:lsdException w:name="Table Grid 8" w:semiHidden="1" w:unhideWhenUsed="1"/>
+    <w:lsdException w:name="Table List 1" w:semiHidden="1" w:unhideWhenUsed="1"/>
+    <w:lsdException w:name="Table List 2" w:semiHidden="1" w:unhideWhenUsed="1"/>
+    <w:lsdException w:name="Table List 3" w:semiHidden="1" w:unhideWhenUsed="1"/>
+    <w:lsdException w:name="Table List 4" w:semiHidden="1" w:unhideWhenUsed="1"/>
+    <w:lsdException w:name="Table List 5" w:semiHidden="1" w:unhideWhenUsed="1"/>
+    <w:lsdException w:name="Table List 6" w:semiHidden="1" w:unhideWhenUsed="1"/>
+    <w:lsdException w:name="Table List 7" w:semiHidden="1" w:unhideWhenUsed="1"/>
+    <w:lsdException w:name="Table List 8" w:semiHidden="1" w:unhideWhenUsed="1"/>
+    <w:lsdException w:name="Table 3D effects 1" w:semiHidden="1" w:unhideWhenUsed="1"/>
+    <w:lsdException w:name="Table 3D effects 2" w:semiHidden="1" w:unhideWhenUsed="1"/>
+    <w:lsdException w:name="Table 3D effects 3" w:semiHidden="1" w:unhideWhenUsed="1"/>
+    <w:lsdException w:name="Table Contemporary" w:semiHidden="1" w:unhideWhenUsed="1"/>
+    <w:lsdException w:name="Table Elegant" w:semiHidden="1" w:unhideWhenUsed="1"/>
+    <w:lsdException w:name="Table Professional" w:semiHidden="1" w:unhideWhenUsed="1"/>
+    <w:lsdException w:name="Table Subtle 1" w:semiHidden="1" w:unhideWhenUsed="1"/>
+    <w:lsdException w:name="Table Subtle 2" w:semiHidden="1" w:unhideWhenUsed="1"/>
+    <w:lsdException w:name="Table Web 1" w:semiHidden="1" w:unhideWhenUsed="1"/>
+    <w:lsdException w:name="Table Web 2" w:semiHidden="1" w:unhideWhenUsed="1"/>
+    <w:lsdException w:name="Table Web 3" w:semiHidden="1" w:unhideWhenUsed="1"/>
+    <w:lsdException w:name="Balloon Text" w:semiHidden="1" w:unhideWhenUsed="1"/>
+    <w:lsdException w:name="Table Grid" w:uiPriority="39"/>
+    <w:lsdException w:name="Table Theme" w:semiHidden="1" w:unhideWhenUsed="1"/>
+    <w:lsdException w:name="Placeholder Text" w:semiHidden="1"/>
+    <w:lsdException w:name="No Spacing" w:uiPriority="1" w:qFormat="1"/>
+    <w:lsdException w:name="Light Shading" w:uiPriority="60"/>
+    <w:lsdException w:name="Light List" w:uiPriority="61"/>
+    <w:lsdException w:name="Light Grid" w:uiPriority="62"/>
+    <w:lsdException w:name="Medium Shading 1" w:uiPriority="63"/>
+    <w:lsdException w:name="Medium Shading 2" w:uiPriority="64"/>
+    <w:lsdException w:name="Medium List 1" w:uiPriority="65"/>
+    <w:lsdException w:name="Medium List 2" w:uiPriority="66"/>
+    <w:lsdException w:name="Medium Grid 1" w:uiPriority="67"/>
+    <w:lsdException w:name="Medium Grid 2" w:uiPriority="68"/>
+    <w:lsdException w:name="Medium Grid 3" w:uiPriority="69"/>
+    <w:lsdException w:name="Dark List" w:uiPriority="70"/>
+    <w:lsdException w:name="Colorful Shading" w:uiPriority="71"/>
+    <w:lsdException w:name="Colorful List" w:uiPriority="72"/>
+    <w:lsdException w:name="Colorful Grid" w:uiPriority="73"/>
+    <w:lsdException w:name="Light Shading Accent 1" w:uiPriority="60"/>
+    <w:lsdException w:name="Light List Accent 1" w:uiPriority="61"/>
+    <w:lsdException w:name="Light Grid Accent 1" w:uiPriority="62"/>
+    <w:lsdException w:name="Medium Shading 1 Accent 1" w:uiPriority="63"/>
+    <w:lsdException w:name="Medium Shading 2 Accent 1" w:uiPriority="64"/>
+    <w:lsdException w:name="Medium List 1 Accent 1" w:uiPriority="65"/>
+    <w:lsdException w:name="Revision" w:semiHidden="1"/>
+    <w:lsdException w:name="List Paragraph" w:uiPriority="34" w:qFormat="1"/>
+    <w:lsdException w:name="Quote" w:uiPriority="29" w:qFormat="1"/>
+    <w:lsdException w:name="Intense Quote" w:uiPriority="30" w:qFormat="1"/>
+    <w:lsdException w:name="Medium List 2 Accent 1" w:uiPriority="66"/>
+    <w:lsdException w:name="Medium Grid 1 Accent 1" w:uiPriority="67"/>
+    <w:lsdException w:name="Medium Grid 2 Accent 1" w:uiPriority="68"/>
+    <w:lsdException w:name="Medium Grid 3 Accent 1" w:uiPriority="69"/>
+    <w:lsdException w:name="Dark List Accent 1" w:uiPriority="70"/>
+    <w:lsdException w:name="Colorful Shading Accent 1" w:uiPriority="71"/>
+    <w:lsdException w:name="Colorful List Accent 1" w:uiPriority="72"/>
+    <w:lsdException w:name="Colorful Grid Accent 1" w:uiPriority="73"/>
+    <w:lsdException w:name="Light Shading Accent 2" w:uiPriority="60"/>
+    <w:lsdException w:name="Light List Accent 2" w:uiPriority="61"/>
+    <w:lsdException w:name="Light Grid Accent 2" w:uiPriority="62"/>
+    <w:lsdException w:name="Medium Shading 1 Accent 2" w:uiPriority="63"/>
+    <w:lsdException w:name="Medium Shading 2 Accent 2" w:uiPriority="64"/>
+    <w:lsdException w:name="Medium List 1 Accent 2" w:uiPriority="65"/>
+    <w:lsdException w:name="Medium List 2 Accent 2" w:uiPriority="66"/>
+    <w:lsdException w:name="Medium Grid 1 Accent 2" w:uiPriority="67"/>
+    <w:lsdException w:name="Medium Grid 2 Accent 2" w:uiPriority="68"/>
+    <w:lsdException w:name="Medium Grid 3 Accent 2" w:uiPriority="69"/>
+    <w:lsdException w:name="Dark List Accent 2" w:uiPriority="70"/>
+    <w:lsdException w:name="Colorful Shading Accent 2" w:uiPriority="71"/>
+    <w:lsdException w:name="Colorful List Accent 2" w:uiPriority="72"/>
+    <w:lsdException w:name="Colorful Grid Accent 2" w:uiPriority="73"/>
+    <w:lsdException w:name="Light Shading Accent 3" w:uiPriority="60"/>
+    <w:lsdException w:name="Light List Accent 3" w:uiPriority="61"/>
+    <w:lsdException w:name="Light Grid Accent 3" w:uiPriority="62"/>
+    <w:lsdException w:name="Medium Shading 1 Accent 3" w:uiPriority="63"/>
+    <w:lsdException w:name="Medium Shading 2 Accent 3" w:uiPriority="64"/>
+    <w:lsdException w:name="Medium List 1 Accent 3" w:uiPriority="65"/>
+    <w:lsdException w:name="Medium List 2 Accent 3" w:uiPriority="66"/>
+    <w:lsdException w:name="Medium Grid 1 Accent 3" w:uiPriority="67"/>
+    <w:lsdException w:name="Medium Grid 2 Accent 3" w:uiPriority="68"/>
+    <w:lsdException w:name="Medium Grid 3 Accent 3" w:uiPriority="69"/>
+    <w:lsdException w:name="Dark List Accent 3" w:uiPriority="70"/>
+    <w:lsdException w:name="Colorful Shading Accent 3" w:uiPriority="71"/>
+    <w:lsdException w:name="Colorful List Accent 3" w:uiPriority="72"/>
+    <w:lsdException w:name="Colorful Grid Accent 3" w:uiPriority="73"/>
+    <w:lsdException w:name="Light Shading Accent 4" w:uiPriority="60"/>
+    <w:lsdException w:name="Light List Accent 4" w:uiPriority="61"/>
+    <w:lsdException w:name="Light Grid Accent 4" w:uiPriority="62"/>
+    <w:lsdException w:name="Medium Shading 1 Accent 4" w:uiPriority="63"/>
+    <w:lsdException w:name="Medium Shading 2 Accent 4" w:uiPriority="64"/>
+    <w:lsdException w:name="Medium List 1 Accent 4" w:uiPriority="65"/>
+    <w:lsdException w:name="Medium List 2 Accent 4" w:uiPriority="66"/>
+    <w:lsdException w:name="Medium Grid 1 Accent 4" w:uiPriority="67"/>
+    <w:lsdException w:name="Medium Grid 2 Accent 4" w:uiPriority="68"/>
+    <w:lsdException w:name="Medium Grid 3 Accent 4" w:uiPriority="69"/>
+    <w:lsdException w:name="Dark List Accent 4" w:uiPriority="70"/>
+    <w:lsdException w:name="Colorful Shading Accent 4" w:uiPriority="71"/>
+    <w:lsdException w:name="Colorful List Accent 4" w:uiPriority="72"/>
+    <w:lsdException w:name="Colorful Grid Accent 4" w:uiPriority="73"/>
+    <w:lsdException w:name="Light Shading Accent 5" w:uiPriority="60"/>
+    <w:lsdException w:name="Light List Accent 5" w:uiPriority="61"/>
+    <w:lsdException w:name="Light Grid Accent 5" w:uiPriority="62"/>
+    <w:lsdException w:name="Medium Shading 1 Accent 5" w:uiPriority="63"/>
+    <w:lsdException w:name="Medium Shading 2 Accent 5" w:uiPriority="64"/>
+    <w:lsdException w:name="Medium List 1 Accent 5" w:uiPriority="65"/>
+    <w:lsdException w:name="Medium List 2 Accent 5" w:uiPriority="66"/>
+    <w:lsdException w:name="Medium Grid 1 Accent 5" w:uiPriority="67"/>
+    <w:lsdException w:name="Medium Grid 2 Accent 5" w:uiPriority="68"/>
+    <w:lsdException w:name="Medium Grid 3 Accent 5" w:uiPriority="69"/>
+    <w:lsdException w:name="Dark List Accent 5" w:uiPriority="70"/>
+    <w:lsdException w:name="Colorful Shading Accent 5" w:uiPriority="71"/>
+    <w:lsdException w:name="Colorful List Accent 5" w:uiPriority="72"/>
+    <w:lsdException w:name="Colorful Grid Accent 5" w:uiPriority="73"/>
+    <w:lsdException w:name="Light Shading Accent 6" w:uiPriority="60"/>
+    <w:lsdException w:name="Light List Accent 6" w:uiPriority="61"/>
+    <w:lsdException w:name="Light Grid Accent 6" w:uiPriority="62"/>
+    <w:lsdException w:name="Medium Shading 1 Accent 6" w:uiPriority="63"/>
+    <w:lsdException w:name="Medium Shading 2 Accent 6" w:uiPriority="64"/>
+    <w:lsdException w:name="Medium List 1 Accent 6" w:uiPriority="65"/>
+    <w:lsdException w:name="Medium List 2 Accent 6" w:uiPriority="66"/>
+    <w:lsdException w:name="Medium Grid 1 Accent 6" w:uiPriority="67"/>
+    <w:lsdException w:name="Medium Grid 2 Accent 6" w:uiPriority="68"/>
+    <w:lsdException w:name="Medium Grid 3 Accent 6" w:uiPriority="69"/>
+    <w:lsdException w:name="Dark List Accent 6" w:uiPriority="70"/>
+    <w:lsdException w:name="Colorful Shading Accent 6" w:uiPriority="71"/>
+    <w:lsdException w:name="Colorful List Accent 6" w:uiPriority="72"/>
+    <w:lsdException w:name="Colorful Grid Accent 6" w:uiPriority="73"/>
+    <w:lsdException w:name="Subtle Emphasis" w:uiPriority="19" w:qFormat="1"/>
+    <w:lsdException w:name="Intense Emphasis" w:uiPriority="21" w:qFormat="1"/>
+    <w:lsdException w:name="Subtle Reference" w:uiPriority="31" w:qFormat="1"/>
+    <w:lsdException w:name="Intense Reference" w:uiPriority="32" w:qFormat="1"/>
+    <w:lsdException w:name="Book Title" w:uiPriority="33" w:qFormat="1"/>
+    <w:lsdException w:name="Bibliography" w:semiHidden="1" w:uiPriority="37" w:unhideWhenUsed="1"/>
+    <w:lsdException w:name="TOC Heading" w:semiHidden="1" w:uiPriority="39" w:unhideWhenUsed="1" w:qFormat="1"/>
+    <w:lsdException w:name="Plain Table 1" w:uiPriority="41"/>
+    <w:lsdException w:name="Plain Table 2" w:uiPriority="42"/>
+    <w:lsdException w:name="Plain Table 3" w:uiPriority="43"/>
+    <w:lsdException w:name="Plain Table 4" w:uiPriority="44"/>
+    <w:lsdException w:name="Plain Table 5" w:uiPriority="45"/>
+    <w:lsdException w:name="Grid Table Light" w:uiPriority="40"/>
+    <w:lsdException w:name="Grid Table 1 Light" w:uiPriority="46"/>
+    <w:lsdException w:name="Grid Table 2" w:uiPriority="47"/>
+    <w:lsdException w:name="Grid Table 3" w:uiPriority="48"/>
+    <w:lsdException w:name="Grid Table 4" w:uiPriority="49"/>
+    <w:lsdException w:name="Grid Table 5 Dark" w:uiPriority="50"/>
+    <w:lsdException w:name="Grid Table 6 Colorful" w:uiPriority="51"/>
+    <w:lsdException w:name="Grid Table 7 Colorful" w:uiPriority="52"/>
+    <w:lsdException w:name="Grid Table 1 Light Accent 1" w:uiPriority="46"/>
+    <w:lsdException w:name="Grid Table 2 Accent 1" w:uiPriority="47"/>
+    <w:lsdException w:name="Grid Table 3 Accent 1" w:uiPriority="48"/>
+    <w:lsdException w:name="Grid Table 4 Accent 1" w:uiPriority="49"/>
+    <w:lsdException w:name="Grid Table 5 Dark Accent 1" w:uiPriority="50"/>
+    <w:lsdException w:name="Grid Table 6 Colorful Accent 1" w:uiPriority="51"/>
+    <w:lsdException w:name="Grid Table 7 Colorful Accent 1" w:uiPriority="52"/>
+    <w:lsdException w:name="Grid Table 1 Light Accent 2" w:uiPriority="46"/>
+    <w:lsdException w:name="Grid Table 2 Accent 2" w:uiPriority="47"/>
+    <w:lsdException w:name="Grid Table 3 Accent 2" w:uiPriority="48"/>
+    <w:lsdException w:name="Grid Table 4 Accent 2" w:uiPriority="49"/>
+    <w:lsdException w:name="Grid Table 5 Dark Accent 2" w:uiPriority="50"/>
+    <w:lsdException w:name="Grid Table 6 Colorful Accent 2" w:uiPriority="51"/>
+    <w:lsdException w:name="Grid Table 7 Colorful Accent 2" w:uiPriority="52"/>
+    <w:lsdException w:name="Grid Table 1 Light Accent 3" w:uiPriority="46"/>
+    <w:lsdException w:name="Grid Table 2 Accent 3" w:uiPriority="47"/>
+    <w:lsdException w:name="Grid Table 3 Accent 3" w:uiPriority="48"/>
+    <w:lsdException w:name="Grid Table 4 Accent 3" w:uiPriority="49"/>
+    <w:lsdException w:name="Grid Table 5 Dark Accent 3" w:uiPriority="50"/>
+    <w:lsdException w:name="Grid Table 6 Colorful Accent 3" w:uiPriority="51"/>
+    <w:lsdException w:name="Grid Table 7 Colorful Accent 3" w:uiPriority="52"/>
+    <w:lsdException w:name="Grid Table 1 Light Accent 4" w:uiPriority="46"/>
+    <w:lsdException w:name="Grid Table 2 Accent 4" w:uiPriority="47"/>
+    <w:lsdException w:name="Grid Table 3 Accent 4" w:uiPriority="48"/>
+    <w:lsdException w:name="Grid Table 4 Accent 4" w:uiPriority="49"/>
+    <w:lsdException w:name="Grid Table 5 Dark Accent 4" w:uiPriority="50"/>
+    <w:lsdException w:name="Grid Table 6 Colorful Accent 4" w:uiPriority="51"/>
+    <w:lsdException w:name="Grid Table 7 Colorful Accent 4" w:uiPriority="52"/>
+    <w:lsdException w:name="Grid Table 1 Light Accent 5" w:uiPriority="46"/>
+    <w:lsdException w:name="Grid Table 2 Accent 5" w:uiPriority="47"/>
+    <w:lsdException w:name="Grid Table 3 Accent 5" w:uiPriority="48"/>
+    <w:lsdException w:name="Grid Table 4 Accent 5" w:uiPriority="49"/>
+    <w:lsdException w:name="Grid Table 5 Dark Accent 5" w:uiPriority="50"/>
+    <w:lsdException w:name="Grid Table 6 Colorful Accent 5" w:uiPriority="51"/>
+    <w:lsdException w:name="Grid Table 7 Colorful Accent 5" w:uiPriority="52"/>
+    <w:lsdException w:name="Grid Table 1 Light Accent 6" w:uiPriority="46"/>
+    <w:lsdException w:name="Grid Table 2 Accent 6" w:uiPriority="47"/>
+    <w:lsdException w:name="Grid Table 3 Accent 6" w:uiPriority="48"/>
+    <w:lsdException w:name="Grid Table 4 Accent 6" w:uiPriority="49"/>
+    <w:lsdException w:name="Grid Table 5 Dark Accent 6" w:uiPriority="50"/>
+    <w:lsdException w:name="Grid Table 6 Colorful Accent 6" w:uiPriority="51"/>
+    <w:lsdException w:name="Grid Table 7 Colorful Accent 6" w:uiPriority="52"/>
+    <w:lsdException w:name="List Table 1 Light" w:uiPriority="46"/>
+    <w:lsdException w:name="List Table 2" w:uiPriority="47"/>
+    <w:lsdException w:name="List Table 3" w:uiPriority="48"/>
+    <w:lsdException w:name="List Table 4" w:uiPriority="49"/>
+    <w:lsdException w:name="List Table 5 Dark" w:uiPriority="50"/>
+    <w:lsdException w:name="List Table 6 Colorful" w:uiPriority="51"/>
+    <w:lsdException w:name="List Table 7 Colorful" w:uiPriority="52"/>
+    <w:lsdException w:name="List Table 1 Light Accent 1" w:uiPriority="46"/>
+    <w:lsdException w:name="List Table 2 Accent 1" w:uiPriority="47"/>
+    <w:lsdException w:name="List Table 3 Accent 1" w:uiPriority="48"/>
+    <w:lsdException w:name="List Table 4 Accent 1" w:uiPriority="49"/>
+    <w:lsdException w:name="List Table 5 Dark Accent 1" w:uiPriority="50"/>
+    <w:lsdException w:name="List Table 6 Colorful Accent 1" w:uiPriority="51"/>
+    <w:lsdException w:name="List Table 7 Colorful Accent 1" w:uiPriority="52"/>
+    <w:lsdException w:name="List Table 1 Light Accent 2" w:uiPriority="46"/>
+    <w:lsdException w:name="List Table 2 Accent 2" w:uiPriority="47"/>
+    <w:lsdException w:name="List Table 3 Accent 2" w:uiPriority="48"/>
+    <w:lsdException w:name="List Table 4 Accent 2" w:uiPriority="49"/>
+    <w:lsdException w:name="List Table 5 Dark Accent 2" w:uiPriority="50"/>
+    <w:lsdException w:name="List Table 6 Colorful Accent 2" w:uiPriority="51"/>
+    <w:lsdException w:name="List Table 7 Colorful Accent 2" w:uiPriority="52"/>
+    <w:lsdException w:name="List Table 1 Light Accent 3" w:uiPriority="46"/>
+    <w:lsdException w:name="List Table 2 Accent 3" w:uiPriority="47"/>
+    <w:lsdException w:name="List Table 3 Accent 3" w:uiPriority="48"/>
+    <w:lsdException w:name="List Table 4 Accent 3" w:uiPriority="49"/>
+    <w:lsdException w:name="List Table 5 Dark Accent 3" w:uiPriority="50"/>
+    <w:lsdException w:name="List Table 6 Colorful Accent 3" w:uiPriority="51"/>
+    <w:lsdException w:name="List Table 7 Colorful Accent 3" w:uiPriority="52"/>
+    <w:lsdException w:name="List Table 1 Light Accent 4" w:uiPriority="46"/>
+    <w:lsdException w:name="List Table 2 Accent 4" w:uiPriority="47"/>
+    <w:lsdException w:name="List Table 3 Accent 4" w:uiPriority="48"/>
+    <w:lsdException w:name="List Table 4 Accent 4" w:uiPriority="49"/>
+    <w:lsdException w:name="List Table 5 Dark Accent 4" w:uiPriority="50"/>
+    <w:lsdException w:name="List Table 6 Colorful Accent 4" w:uiPriority="51"/>
+    <w:lsdException w:name="List Table 7 Colorful Accent 4" w:uiPriority="52"/>
+    <w:lsdException w:name="List Table 1 Light Accent 5" w:uiPriority="46"/>
+    <w:lsdException w:name="List Table 2 Accent 5" w:uiPriority="47"/>
+    <w:lsdException w:name="List Table 3 Accent 5" w:uiPriority="48"/>
+    <w:lsdException w:name="List Table 4 Accent 5" w:uiPriority="49"/>
+    <w:lsdException w:name="List Table 5 Dark Accent 5" w:uiPriority="50"/>
+    <w:lsdException w:name="List Table 6 Colorful Accent 5" w:uiPriority="51"/>
+    <w:lsdException w:name="List Table 7 Colorful Accent 5" w:uiPriority="52"/>
+    <w:lsdException w:name="List Table 1 Light Accent 6" w:uiPriority="46"/>
+    <w:lsdException w:name="List Table 2 Accent 6" w:uiPriority="47"/>
+    <w:lsdException w:name="List Table 3 Accent 6" w:uiPriority="48"/>
+    <w:lsdException w:name="List Table 4 Accent 6" w:uiPriority="49"/>
+    <w:lsdException w:name="List Table 5 Dark Accent 6" w:uiPriority="50"/>
+    <w:lsdException w:name="List Table 6 Colorful Accent 6" w:uiPriority="51"/>
+    <w:lsdException w:name="List Table 7 Colorful Accent 6" w:uiPriority="52"/>
+  </w:latentStyles>
+  <w:style w:type="paragraph" w:default="1" w:styleId="Normal">
+    <w:name w:val="Normal"/>
     <w:qFormat/>
-    <w:rPr>
-      <w:sz w:val="56"/>
-      <w:szCs w:val="56"/>
-    </w:rPr>
   </w:style>
   <w:style w:type="paragraph" w:styleId="Heading1">
-    <w:name w:val="Heading 1"/>
-    <w:basedOn w:val="Normal"/>
-    <w:next w:val="Normal"/>
+    <w:name w:val="heading 1"/>
     <w:qFormat/>
+    <w:pPr>
+      <w:outlineLvl w:val="0"/>
+    </w:pPr>
     <w:rPr>
       <w:color w:val="2E74B5"/>
-      <w:sz w:val="32"/>
-      <w:szCs w:val="32"/>
     </w:rPr>
   </w:style>
   <w:style w:type="paragraph" w:styleId="Heading2">
-    <w:name w:val="Heading 2"/>
-    <w:basedOn w:val="Normal"/>
-    <w:next w:val="Normal"/>
+    <w:name w:val="heading 2"/>
     <w:qFormat/>
+    <w:pPr>
+      <w:outlineLvl w:val="1"/>
+    </w:pPr>
     <w:rPr>
       <w:color w:val="2E74B5"/>
       <w:sz w:val="26"/>
@@ -508,10 +770,11 @@
     </w:rPr>
   </w:style>
   <w:style w:type="paragraph" w:styleId="Heading3">
-    <w:name w:val="Heading 3"/>
-    <w:basedOn w:val="Normal"/>
-    <w:next w:val="Normal"/>
+    <w:name w:val="heading 3"/>
     <w:qFormat/>
+    <w:pPr>
+      <w:outlineLvl w:val="2"/>
+    </w:pPr>
     <w:rPr>
       <w:color w:val="1F4D78"/>
       <w:sz w:val="24"/>
@@ -519,10 +782,11 @@
     </w:rPr>
   </w:style>
   <w:style w:type="paragraph" w:styleId="Heading4">
-    <w:name w:val="Heading 4"/>
-    <w:basedOn w:val="Normal"/>
-    <w:next w:val="Normal"/>
+    <w:name w:val="heading 4"/>
     <w:qFormat/>
+    <w:pPr>
+      <w:outlineLvl w:val="3"/>
+    </w:pPr>
     <w:rPr>
       <w:i/>
       <w:iCs/>
@@ -530,61 +794,92 @@
     </w:rPr>
   </w:style>
   <w:style w:type="paragraph" w:styleId="Heading5">
-    <w:name w:val="Heading 5"/>
-    <w:basedOn w:val="Normal"/>
-    <w:next w:val="Normal"/>
+    <w:name w:val="heading 5"/>
     <w:qFormat/>
+    <w:pPr>
+      <w:outlineLvl w:val="4"/>
+    </w:pPr>
     <w:rPr>
       <w:color w:val="2E74B5"/>
     </w:rPr>
   </w:style>
   <w:style w:type="paragraph" w:styleId="Heading6">
-    <w:name w:val="Heading 6"/>
-    <w:basedOn w:val="Normal"/>
-    <w:next w:val="Normal"/>
+    <w:name w:val="heading 6"/>
     <w:qFormat/>
+    <w:pPr>
+      <w:outlineLvl w:val="5"/>
+    </w:pPr>
     <w:rPr>
       <w:color w:val="1F4D78"/>
     </w:rPr>
   </w:style>
-  <w:style w:type="paragraph" w:styleId="Strong">
-    <w:name w:val="Strong"/>
-    <w:basedOn w:val="Normal"/>
-    <w:next w:val="Normal"/>
-    <w:qFormat/>
-    <w:rPr>
-      <w:b/>
-      <w:bCs/>
-    </w:rPr>
-  </w:style>
-  <w:style w:type="paragraph" w:styleId="ListParagraph">
-    <w:name w:val="List Paragraph"/>
-    <w:basedOn w:val="Normal"/>
-    <w:qFormat/>
-  </w:style>
-  <w:style w:type="character" w:styleId="Hyperlink">
-    <w:name w:val="Hyperlink"/>
-    <w:basedOn w:val="DefaultParagraphFont"/>
-    <w:uiPriority w:val="99"/>
+  <w:style w:type="character" w:default="1" w:styleId="DefaultParagraphFont">
+    <w:name w:val="Default Paragraph Font"/>
+    <w:uiPriority w:val="1"/>
+    <w:semiHidden/>
     <w:unhideWhenUsed/>
-    <w:rPr>
-      <w:color w:val="0563C1"/>
-      <w:u w:val="single"/>
-    </w:rPr>
-  </w:style>
-  <w:style w:type="character" w:styleId="FootnoteReference">
-    <w:name w:val="footnote reference"/>
-    <w:basedOn w:val="DefaultParagraphFont"/>
+  </w:style>
+  <w:style w:type="table" w:default="1" w:styleId="TableNormal">
+    <w:name w:val="Normal Table"/>
     <w:uiPriority w:val="99"/>
     <w:semiHidden/>
     <w:unhideWhenUsed/>
+    <w:tblPr>
+      <w:tblInd w:w="0" w:type="dxa"/>
+      <w:tblCellMar>
+        <w:top w:w="0" w:type="dxa"/>
+        <w:left w:w="108" w:type="dxa"/>
+        <w:bottom w:w="0" w:type="dxa"/>
+        <w:right w:w="108" w:type="dxa"/>
+      </w:tblCellMar>
+    </w:tblPr>
+  </w:style>
+  <w:style w:type="numbering" w:default="1" w:styleId="NoList">
+    <w:name w:val="No List"/>
+    <w:uiPriority w:val="99"/>
+    <w:semiHidden/>
+    <w:unhideWhenUsed/>
+  </w:style>
+  <w:style w:type="paragraph" w:styleId="Title">
+    <w:name w:val="Title"/>
+    <w:qFormat/>
+    <w:rPr>
+      <w:sz w:val="56"/>
+      <w:szCs w:val="56"/>
+    </w:rPr>
+  </w:style>
+  <w:style w:type="paragraph" w:customStyle="1" w:styleId="Strong1">
+    <w:name w:val="Strong1"/>
+    <w:qFormat/>
+    <w:rPr>
+      <w:b/>
+      <w:bCs/>
+    </w:rPr>
+  </w:style>
+  <w:style w:type="paragraph" w:styleId="ListParagraph">
+    <w:name w:val="List Paragraph"/>
+    <w:qFormat/>
+  </w:style>
+  <w:style w:type="character" w:styleId="Hyperlink">
+    <w:name w:val="Hyperlink"/>
+    <w:uiPriority w:val="99"/>
+    <w:unhideWhenUsed/>
+    <w:rPr>
+      <w:color w:val="0563C1"/>
+      <w:u w:val="single"/>
+    </w:rPr>
+  </w:style>
+  <w:style w:type="character" w:styleId="FootnoteReference">
+    <w:name w:val="footnote reference"/>
+    <w:uiPriority w:val="99"/>
+    <w:semiHidden/>
+    <w:unhideWhenUsed/>
     <w:rPr>
       <w:vertAlign w:val="superscript"/>
     </w:rPr>
   </w:style>
   <w:style w:type="paragraph" w:styleId="FootnoteText">
     <w:name w:val="footnote text"/>
-    <w:basedOn w:val="Normal"/>
     <w:link w:val="FootnoteTextChar"/>
     <w:uiPriority w:val="99"/>
     <w:semiHidden/>
@@ -597,9 +892,8 @@
       <w:szCs w:val="20"/>
     </w:rPr>
   </w:style>
-  <w:style w:type="character" w:styleId="FootnoteTextChar">
+  <w:style w:type="character" w:customStyle="1" w:styleId="FootnoteTextChar">
     <w:name w:val="Footnote Text Char"/>
-    <w:basedOn w:val="DefaultParagraphFont"/>
     <w:link w:val="FootnoteText"/>
     <w:uiPriority w:val="99"/>
     <w:semiHidden/>
@@ -611,7 +905,6 @@
   </w:style>
   <w:style w:type="character" w:styleId="EndnoteReference">
     <w:name w:val="endnote reference"/>
-    <w:basedOn w:val="DefaultParagraphFont"/>
     <w:uiPriority w:val="99"/>
     <w:semiHidden/>
     <w:unhideWhenUsed/>
@@ -621,7 +914,6 @@
   </w:style>
   <w:style w:type="paragraph" w:styleId="EndnoteText">
     <w:name w:val="endnote text"/>
-    <w:basedOn w:val="Normal"/>
     <w:link w:val="EndnoteTextChar"/>
     <w:uiPriority w:val="99"/>
     <w:semiHidden/>
@@ -634,9 +926,8 @@
       <w:szCs w:val="20"/>
     </w:rPr>
   </w:style>
-  <w:style w:type="character" w:styleId="EndnoteTextChar">
+  <w:style w:type="character" w:customStyle="1" w:styleId="EndnoteTextChar">
     <w:name w:val="Endnote Text Char"/>
-    <w:basedOn w:val="DefaultParagraphFont"/>
     <w:link w:val="EndnoteText"/>
     <w:uiPriority w:val="99"/>
     <w:semiHidden/>
@@ -646,5 +937,310 @@
       <w:szCs w:val="20"/>
     </w:rPr>
   </w:style>
+  <w:style w:type="paragraph" w:styleId="Header">
+    <w:name w:val="header"/>
+    <w:basedOn w:val="Normal"/>
+    <w:link w:val="HeaderChar"/>
+    <w:uiPriority w:val="99"/>
+    <w:unhideWhenUsed/>
+    <w:rsid w:val="00B66FE0"/>
+    <w:pPr>
+      <w:tabs>
+        <w:tab w:val="center" w:pos="4320"/>
+        <w:tab w:val="right" w:pos="8640"/>
+      </w:tabs>
+      <w:spacing w:before="0" w:after="0" w:line="240" w:lineRule="auto"/>
+    </w:pPr>
+  </w:style>
+  <w:style w:type="character" w:customStyle="1" w:styleId="HeaderChar">
+    <w:name w:val="Header Char"/>
+    <w:basedOn w:val="DefaultParagraphFont"/>
+    <w:link w:val="Header"/>
+    <w:uiPriority w:val="99"/>
+    <w:rsid w:val="00B66FE0"/>
+  </w:style>
+  <w:style w:type="paragraph" w:styleId="Footer">
+    <w:name w:val="footer"/>
+    <w:basedOn w:val="Normal"/>
+    <w:link w:val="FooterChar"/>
+    <w:uiPriority w:val="99"/>
+    <w:unhideWhenUsed/>
+    <w:rsid w:val="00B66FE0"/>
+    <w:pPr>
+      <w:tabs>
+        <w:tab w:val="center" w:pos="4320"/>
+        <w:tab w:val="right" w:pos="8640"/>
+      </w:tabs>
+      <w:spacing w:before="0" w:after="0" w:line="240" w:lineRule="auto"/>
+    </w:pPr>
+  </w:style>
+  <w:style w:type="character" w:customStyle="1" w:styleId="FooterChar">
+    <w:name w:val="Footer Char"/>
+    <w:basedOn w:val="DefaultParagraphFont"/>
+    <w:link w:val="Footer"/>
+    <w:uiPriority w:val="99"/>
+    <w:rsid w:val="00B66FE0"/>
+  </w:style>
 </w:styles>
+</file>
+
+<file path=word/theme/theme1.xml><?xml version="1.0" encoding="utf-8"?>
+<a:theme xmlns:a="http://schemas.openxmlformats.org/drawingml/2006/main" name="Office Theme">
+  <a:themeElements>
+    <a:clrScheme name="Office">
+      <a:dk1>
+        <a:sysClr val="windowText" lastClr="000000"/>
+      </a:dk1>
+      <a:lt1>
+        <a:sysClr val="window" lastClr="FFFFFF"/>
+      </a:lt1>
+      <a:dk2>
+        <a:srgbClr val="44546A"/>
+      </a:dk2>
+      <a:lt2>
+        <a:srgbClr val="E7E6E6"/>
+      </a:lt2>
+      <a:accent1>
+        <a:srgbClr val="5B9BD5"/>
+      </a:accent1>
+      <a:accent2>
+        <a:srgbClr val="ED7D31"/>
+      </a:accent2>
+      <a:accent3>
+        <a:srgbClr val="A5A5A5"/>
+      </a:accent3>
+      <a:accent4>
+        <a:srgbClr val="FFC000"/>
+      </a:accent4>
+      <a:accent5>
+        <a:srgbClr val="4472C4"/>
+      </a:accent5>
+      <a:accent6>
+        <a:srgbClr val="70AD47"/>
+      </a:accent6>
+      <a:hlink>
+        <a:srgbClr val="0563C1"/>
+      </a:hlink>
+      <a:folHlink>
+        <a:srgbClr val="954F72"/>
+      </a:folHlink>
+    </a:clrScheme>
+    <a:fontScheme name="Office">
+      <a:majorFont>
+        <a:latin typeface="Calibri Light" panose="020F0302020204030204"/>
+        <a:ea typeface=""/>
+        <a:cs typeface=""/>
+        <a:font script="Jpan" typeface="游ゴシック Light"/>
+        <a:font script="Hang" typeface="맑은 고딕"/>
+        <a:font script="Hans" typeface="等线 Light"/>
+        <a:font script="Hant" typeface="新細明體"/>
+        <a:font script="Arab" typeface="Times New Roman"/>
+        <a:font script="Hebr" typeface="Times New Roman"/>
+        <a:font script="Thai" typeface="Angsana New"/>
+        <a:font script="Ethi" typeface="Nyala"/>
+        <a:font script="Beng" typeface="Vrinda"/>
+        <a:font script="Gujr" typeface="Shruti"/>
+        <a:font script="Khmr" typeface="MoolBoran"/>
+        <a:font script="Knda" typeface="Tunga"/>
+        <a:font script="Guru" typeface="Raavi"/>
+        <a:font script="Cans" typeface="Euphemia"/>
+        <a:font script="Cher" typeface="Plantagenet Cherokee"/>
+        <a:font script="Yiii" typeface="Microsoft Yi Baiti"/>
+        <a:font script="Tibt" typeface="Microsoft Himalaya"/>
+        <a:font script="Thaa" typeface="MV Boli"/>
+        <a:font script="Deva" typeface="Mangal"/>
+        <a:font script="Telu" typeface="Gautami"/>
+        <a:font script="Taml" typeface="Latha"/>
+        <a:font script="Syrc" typeface="Estrangelo Edessa"/>
+        <a:font script="Orya" typeface="Kalinga"/>
+        <a:font script="Mlym" typeface="Kartika"/>
+        <a:font script="Laoo" typeface="DokChampa"/>
+        <a:font script="Sinh" typeface="Iskoola Pota"/>
+        <a:font script="Mong" typeface="Mongolian Baiti"/>
+        <a:font script="Viet" typeface="Times New Roman"/>
+        <a:font script="Uigh" typeface="Microsoft Uighur"/>
+        <a:font script="Geor" typeface="Sylfaen"/>
+      </a:majorFont>
+      <a:minorFont>
+        <a:latin typeface="Calibri" panose="020F0502020204030204"/>
+        <a:ea typeface=""/>
+        <a:cs typeface=""/>
+        <a:font script="Jpan" typeface="游明朝"/>
+        <a:font script="Hang" typeface="맑은 고딕"/>
+        <a:font script="Hans" typeface="等线"/>
+        <a:font script="Hant" typeface="新細明體"/>
+        <a:font script="Arab" typeface="Arial"/>
+        <a:font script="Hebr" typeface="Arial"/>
+        <a:font script="Thai" typeface="Cordia New"/>
+        <a:font script="Ethi" typeface="Nyala"/>
+        <a:font script="Beng" typeface="Vrinda"/>
+        <a:font script="Gujr" typeface="Shruti"/>
+        <a:font script="Khmr" typeface="DaunPenh"/>
+        <a:font script="Knda" typeface="Tunga"/>
+        <a:font script="Guru" typeface="Raavi"/>
+        <a:font script="Cans" typeface="Euphemia"/>
+        <a:font script="Cher" typeface="Plantagenet Cherokee"/>
+        <a:font script="Yiii" typeface="Microsoft Yi Baiti"/>
+        <a:font script="Tibt" typeface="Microsoft Himalaya"/>
+        <a:font script="Thaa" typeface="MV Boli"/>
+        <a:font script="Deva" typeface="Mangal"/>
+        <a:font script="Telu" typeface="Gautami"/>
+        <a:font script="Taml" typeface="Latha"/>
+        <a:font script="Syrc" typeface="Estrangelo Edessa"/>
+        <a:font script="Orya" typeface="Kalinga"/>
+        <a:font script="Mlym" typeface="Kartika"/>
+        <a:font script="Laoo" typeface="DokChampa"/>
+        <a:font script="Sinh" typeface="Iskoola Pota"/>
+        <a:font script="Mong" typeface="Mongolian Baiti"/>
+        <a:font script="Viet" typeface="Arial"/>
+        <a:font script="Uigh" typeface="Microsoft Uighur"/>
+        <a:font script="Geor" typeface="Sylfaen"/>
+      </a:minorFont>
+    </a:fontScheme>
+    <a:fmtScheme name="Office">
+      <a:fillStyleLst>
+        <a:solidFill>
+          <a:schemeClr val="phClr"/>
+        </a:solidFill>
+        <a:gradFill rotWithShape="1">
+          <a:gsLst>
+            <a:gs pos="0">
+              <a:schemeClr val="phClr">
+                <a:lumMod val="110000"/>
+                <a:satMod val="105000"/>
+                <a:tint val="67000"/>
+              </a:schemeClr>
+            </a:gs>
+            <a:gs pos="50000">
+              <a:schemeClr val="phClr">
+                <a:lumMod val="105000"/>
+                <a:satMod val="103000"/>
+                <a:tint val="73000"/>
+              </a:schemeClr>
+            </a:gs>
+            <a:gs pos="100000">
+              <a:schemeClr val="phClr">
+                <a:lumMod val="105000"/>
+                <a:satMod val="109000"/>
+                <a:tint val="81000"/>
+              </a:schemeClr>
+            </a:gs>
+          </a:gsLst>
+          <a:lin ang="5400000" scaled="0"/>
+        </a:gradFill>
+        <a:gradFill rotWithShape="1">
+          <a:gsLst>
+            <a:gs pos="0">
+              <a:schemeClr val="phClr">
+                <a:satMod val="103000"/>
+                <a:lumMod val="102000"/>
+                <a:tint val="94000"/>
+              </a:schemeClr>
+            </a:gs>
+            <a:gs pos="50000">
+              <a:schemeClr val="phClr">
+                <a:satMod val="110000"/>
+                <a:lumMod val="100000"/>
+                <a:shade val="100000"/>
+              </a:schemeClr>
+            </a:gs>
+            <a:gs pos="100000">
+              <a:schemeClr val="phClr">
+                <a:lumMod val="99000"/>
+                <a:satMod val="120000"/>
+                <a:shade val="78000"/>
+              </a:schemeClr>
+            </a:gs>
+          </a:gsLst>
+          <a:lin ang="5400000" scaled="0"/>
+        </a:gradFill>
+      </a:fillStyleLst>
+      <a:lnStyleLst>
+        <a:ln w="6350" cap="flat" cmpd="sng" algn="ctr">
+          <a:solidFill>
+            <a:schemeClr val="phClr"/>
+          </a:solidFill>
+          <a:prstDash val="solid"/>
+          <a:miter lim="800000"/>
+        </a:ln>
+        <a:ln w="12700" cap="flat" cmpd="sng" algn="ctr">
+          <a:solidFill>
+            <a:schemeClr val="phClr"/>
+          </a:solidFill>
+          <a:prstDash val="solid"/>
+          <a:miter lim="800000"/>
+        </a:ln>
+        <a:ln w="19050" cap="flat" cmpd="sng" algn="ctr">
+          <a:solidFill>
+            <a:schemeClr val="phClr"/>
+          </a:solidFill>
+          <a:prstDash val="solid"/>
+          <a:miter lim="800000"/>
+        </a:ln>
+      </a:lnStyleLst>
+      <a:effectStyleLst>
+        <a:effectStyle>
+          <a:effectLst/>
+        </a:effectStyle>
+        <a:effectStyle>
+          <a:effectLst/>
+        </a:effectStyle>
+        <a:effectStyle>
+          <a:effectLst>
+            <a:outerShdw blurRad="57150" dist="19050" dir="5400000" algn="ctr" rotWithShape="0">
+              <a:srgbClr val="000000">
+                <a:alpha val="63000"/>
+              </a:srgbClr>
+            </a:outerShdw>
+          </a:effectLst>
+        </a:effectStyle>
+      </a:effectStyleLst>
+      <a:bgFillStyleLst>
+        <a:solidFill>
+          <a:schemeClr val="phClr"/>
+        </a:solidFill>
+        <a:solidFill>
+          <a:schemeClr val="phClr">
+            <a:tint val="95000"/>
+            <a:satMod val="170000"/>
+          </a:schemeClr>
+        </a:solidFill>
+        <a:gradFill rotWithShape="1">
+          <a:gsLst>
+            <a:gs pos="0">
+              <a:schemeClr val="phClr">
+                <a:tint val="93000"/>
+                <a:satMod val="150000"/>
+                <a:shade val="98000"/>
+                <a:lumMod val="102000"/>
+              </a:schemeClr>
+            </a:gs>
+            <a:gs pos="50000">
+              <a:schemeClr val="phClr">
+                <a:tint val="98000"/>
+                <a:satMod val="130000"/>
+                <a:shade val="90000"/>
+                <a:lumMod val="103000"/>
+              </a:schemeClr>
+            </a:gs>
+            <a:gs pos="100000">
+              <a:schemeClr val="phClr">
+                <a:shade val="63000"/>
+                <a:satMod val="120000"/>
+              </a:schemeClr>
+            </a:gs>
+          </a:gsLst>
+          <a:lin ang="5400000" scaled="0"/>
+        </a:gradFill>
+      </a:bgFillStyleLst>
+    </a:fmtScheme>
+  </a:themeElements>
+  <a:objectDefaults/>
+  <a:extraClrSchemeLst/>
+  <a:extLst>
+    <a:ext uri="{05A4C25C-085E-4340-85A3-A5531E510DB2}">
+      <thm15:themeFamily xmlns:thm15="http://schemas.microsoft.com/office/thememl/2012/main" name="Office Theme" id="{62F939B6-93AF-4DB8-9C6B-D6C7DFDC589F}" vid="{4A3C46E8-61CC-4603-A589-7422A47A8E4A}"/>
+    </a:ext>
+  </a:extLst>
+</a:theme>
 </file>